--- a/Weekly Logs/Matt/Matt Baker - Week 9 Individual Logbook.docx
+++ b/Weekly Logs/Matt/Matt Baker - Week 9 Individual Logbook.docx
@@ -913,7 +913,7 @@
           <w:r>
             <w:fldChar w:fldCharType="separate"/>
           </w:r>
-          <w:hyperlink w:anchor="_Toc239609546" w:history="1">
+          <w:hyperlink w:anchor="_Toc240221601" w:history="1">
             <w:r>
               <w:rPr>
                 <w:rStyle w:val="Hyperlink"/>
@@ -940,7 +940,7 @@
                 <w:noProof/>
                 <w:webHidden/>
               </w:rPr>
-              <w:instrText xml:space="preserve"> PAGEREF _Toc239609546 \h </w:instrText>
+              <w:instrText xml:space="preserve"> PAGEREF _Toc240221601 \h </w:instrText>
             </w:r>
             <w:r>
               <w:rPr>
@@ -984,7 +984,7 @@
               <w:sz w:val="24"/>
             </w:rPr>
           </w:pPr>
-          <w:hyperlink w:anchor="_Toc239609547" w:history="1">
+          <w:hyperlink w:anchor="_Toc240221602" w:history="1">
             <w:r>
               <w:rPr>
                 <w:rStyle w:val="Hyperlink"/>
@@ -1011,7 +1011,7 @@
                 <w:noProof/>
                 <w:webHidden/>
               </w:rPr>
-              <w:instrText xml:space="preserve"> PAGEREF _Toc239609547 \h </w:instrText>
+              <w:instrText xml:space="preserve"> PAGEREF _Toc240221602 \h </w:instrText>
             </w:r>
             <w:r>
               <w:rPr>
@@ -1055,7 +1055,7 @@
               <w:sz w:val="24"/>
             </w:rPr>
           </w:pPr>
-          <w:hyperlink w:anchor="_Toc239609548" w:history="1">
+          <w:hyperlink w:anchor="_Toc240221603" w:history="1">
             <w:r>
               <w:rPr>
                 <w:rStyle w:val="Hyperlink"/>
@@ -1082,7 +1082,7 @@
                 <w:noProof/>
                 <w:webHidden/>
               </w:rPr>
-              <w:instrText xml:space="preserve"> PAGEREF _Toc239609548 \h </w:instrText>
+              <w:instrText xml:space="preserve"> PAGEREF _Toc240221603 \h </w:instrText>
             </w:r>
             <w:r>
               <w:rPr>
@@ -1126,7 +1126,7 @@
               <w:sz w:val="24"/>
             </w:rPr>
           </w:pPr>
-          <w:hyperlink w:anchor="_Toc239609549" w:history="1">
+          <w:hyperlink w:anchor="_Toc240221604" w:history="1">
             <w:r>
               <w:rPr>
                 <w:rStyle w:val="Hyperlink"/>
@@ -1153,7 +1153,7 @@
                 <w:noProof/>
                 <w:webHidden/>
               </w:rPr>
-              <w:instrText xml:space="preserve"> PAGEREF _Toc239609549 \h </w:instrText>
+              <w:instrText xml:space="preserve"> PAGEREF _Toc240221604 \h </w:instrText>
             </w:r>
             <w:r>
               <w:rPr>
@@ -1197,7 +1197,7 @@
               <w:sz w:val="24"/>
             </w:rPr>
           </w:pPr>
-          <w:hyperlink w:anchor="_Toc239609550" w:history="1">
+          <w:hyperlink w:anchor="_Toc240221605" w:history="1">
             <w:r>
               <w:rPr>
                 <w:rStyle w:val="Hyperlink"/>
@@ -1224,7 +1224,7 @@
                 <w:noProof/>
                 <w:webHidden/>
               </w:rPr>
-              <w:instrText xml:space="preserve"> PAGEREF _Toc239609550 \h </w:instrText>
+              <w:instrText xml:space="preserve"> PAGEREF _Toc240221605 \h </w:instrText>
             </w:r>
             <w:r>
               <w:rPr>
@@ -1268,13 +1268,27 @@
               <w:sz w:val="24"/>
             </w:rPr>
           </w:pPr>
-          <w:hyperlink w:anchor="_Toc239609551" w:history="1">
+          <w:hyperlink w:anchor="_Toc240221606" w:history="1">
             <w:r>
               <w:rPr>
                 <w:rStyle w:val="Hyperlink"/>
                 <w:noProof/>
               </w:rPr>
-              <w:t>Research</w:t>
+              <w:t>Resea</w:t>
+            </w:r>
+            <w:r>
+              <w:rPr>
+                <w:rStyle w:val="Hyperlink"/>
+                <w:noProof/>
+              </w:rPr>
+              <w:t>r</w:t>
+            </w:r>
+            <w:r>
+              <w:rPr>
+                <w:rStyle w:val="Hyperlink"/>
+                <w:noProof/>
+              </w:rPr>
+              <w:t>ch</w:t>
             </w:r>
             <w:r>
               <w:rPr>
@@ -1295,7 +1309,7 @@
                 <w:noProof/>
                 <w:webHidden/>
               </w:rPr>
-              <w:instrText xml:space="preserve"> PAGEREF _Toc239609551 \h </w:instrText>
+              <w:instrText xml:space="preserve"> PAGEREF _Toc240221606 \h </w:instrText>
             </w:r>
             <w:r>
               <w:rPr>
@@ -1315,7 +1329,7 @@
                 <w:noProof/>
                 <w:webHidden/>
               </w:rPr>
-              <w:t>3</w:t>
+              <w:t>4</w:t>
             </w:r>
             <w:r>
               <w:rPr>
@@ -1339,7 +1353,7 @@
               <w:sz w:val="24"/>
             </w:rPr>
           </w:pPr>
-          <w:hyperlink w:anchor="_Toc239609552" w:history="1">
+          <w:hyperlink w:anchor="_Toc240221607" w:history="1">
             <w:r>
               <w:rPr>
                 <w:rStyle w:val="Hyperlink"/>
@@ -1366,7 +1380,7 @@
                 <w:noProof/>
                 <w:webHidden/>
               </w:rPr>
-              <w:instrText xml:space="preserve"> PAGEREF _Toc239609552 \h </w:instrText>
+              <w:instrText xml:space="preserve"> PAGEREF _Toc240221607 \h </w:instrText>
             </w:r>
             <w:r>
               <w:rPr>
@@ -1410,7 +1424,7 @@
               <w:sz w:val="24"/>
             </w:rPr>
           </w:pPr>
-          <w:hyperlink w:anchor="_Toc239609553" w:history="1">
+          <w:hyperlink w:anchor="_Toc240221608" w:history="1">
             <w:r>
               <w:rPr>
                 <w:rStyle w:val="Hyperlink"/>
@@ -1437,7 +1451,7 @@
                 <w:noProof/>
                 <w:webHidden/>
               </w:rPr>
-              <w:instrText xml:space="preserve"> PAGEREF _Toc239609553 \h </w:instrText>
+              <w:instrText xml:space="preserve"> PAGEREF _Toc240221608 \h </w:instrText>
             </w:r>
             <w:r>
               <w:rPr>
@@ -1457,7 +1471,7 @@
                 <w:noProof/>
                 <w:webHidden/>
               </w:rPr>
-              <w:t>6</w:t>
+              <w:t>4</w:t>
             </w:r>
             <w:r>
               <w:rPr>
@@ -1481,7 +1495,7 @@
               <w:sz w:val="24"/>
             </w:rPr>
           </w:pPr>
-          <w:hyperlink w:anchor="_Toc239609554" w:history="1">
+          <w:hyperlink w:anchor="_Toc240221609" w:history="1">
             <w:r>
               <w:rPr>
                 <w:rStyle w:val="Hyperlink"/>
@@ -1508,7 +1522,7 @@
                 <w:noProof/>
                 <w:webHidden/>
               </w:rPr>
-              <w:instrText xml:space="preserve"> PAGEREF _Toc239609554 \h </w:instrText>
+              <w:instrText xml:space="preserve"> PAGEREF _Toc240221609 \h </w:instrText>
             </w:r>
             <w:r>
               <w:rPr>
@@ -1528,7 +1542,7 @@
                 <w:noProof/>
                 <w:webHidden/>
               </w:rPr>
-              <w:t>20</w:t>
+              <w:t>10</w:t>
             </w:r>
             <w:r>
               <w:rPr>
@@ -1739,7 +1753,7 @@
         <w:pStyle w:val="Heading1"/>
         <w:ind w:left="-5"/>
       </w:pPr>
-      <w:bookmarkStart w:id="0" w:name="_Toc239609546"/>
+      <w:bookmarkStart w:id="0" w:name="_Toc240221601"/>
       <w:r>
         <w:lastRenderedPageBreak/>
         <w:t>Hours Breakdown</w:t>
@@ -1861,6 +1875,12 @@
               </w:rPr>
               <w:t xml:space="preserve">  </w:t>
             </w:r>
+            <w:r>
+              <w:rPr>
+                <w:sz w:val="24"/>
+              </w:rPr>
+              <w:t>6hrs</w:t>
+            </w:r>
           </w:p>
         </w:tc>
       </w:tr>
@@ -1910,7 +1930,13 @@
               <w:rPr>
                 <w:sz w:val="24"/>
               </w:rPr>
-              <w:t xml:space="preserve">   </w:t>
+              <w:t xml:space="preserve">  </w:t>
+            </w:r>
+            <w:r>
+              <w:rPr>
+                <w:sz w:val="24"/>
+              </w:rPr>
+              <w:t>2hrs</w:t>
             </w:r>
           </w:p>
         </w:tc>
@@ -1961,7 +1987,7 @@
               <w:rPr>
                 <w:sz w:val="24"/>
               </w:rPr>
-              <w:t xml:space="preserve">  </w:t>
+              <w:t xml:space="preserve">  3hrs</w:t>
             </w:r>
           </w:p>
         </w:tc>
@@ -2008,6 +2034,9 @@
               <w:spacing w:after="0" w:line="259" w:lineRule="auto"/>
               <w:ind w:left="0" w:firstLine="0"/>
             </w:pPr>
+            <w:r>
+              <w:t xml:space="preserve">   2hrs 15min</w:t>
+            </w:r>
           </w:p>
         </w:tc>
       </w:tr>
@@ -2059,6 +2088,12 @@
               </w:rPr>
               <w:t xml:space="preserve">  </w:t>
             </w:r>
+            <w:r>
+              <w:rPr>
+                <w:sz w:val="24"/>
+              </w:rPr>
+              <w:t>16hrs 45min</w:t>
+            </w:r>
           </w:p>
         </w:tc>
       </w:tr>
@@ -2113,6 +2148,12 @@
               </w:rPr>
               <w:t xml:space="preserve">  </w:t>
             </w:r>
+            <w:r>
+              <w:rPr>
+                <w:sz w:val="24"/>
+              </w:rPr>
+              <w:t>4hrs 45min</w:t>
+            </w:r>
           </w:p>
         </w:tc>
       </w:tr>
@@ -2164,6 +2205,12 @@
               </w:rPr>
               <w:t xml:space="preserve">  </w:t>
             </w:r>
+            <w:r>
+              <w:rPr>
+                <w:sz w:val="24"/>
+              </w:rPr>
+              <w:t>2hrs 15min</w:t>
+            </w:r>
           </w:p>
         </w:tc>
       </w:tr>
@@ -2381,6 +2428,12 @@
               <w:spacing w:after="0" w:line="259" w:lineRule="auto"/>
               <w:ind w:left="0" w:firstLine="0"/>
             </w:pPr>
+            <w:r>
+              <w:t>3</w:t>
+            </w:r>
+            <w:r>
+              <w:t>8</w:t>
+            </w:r>
           </w:p>
         </w:tc>
       </w:tr>
@@ -2456,6 +2509,24 @@
               <w:rPr>
                 <w:sz w:val="24"/>
               </w:rPr>
+              <w:t>212</w:t>
+            </w:r>
+            <w:r>
+              <w:rPr>
+                <w:sz w:val="24"/>
+              </w:rPr>
+              <w:t>hrs</w:t>
+            </w:r>
+            <w:r>
+              <w:rPr>
+                <w:sz w:val="24"/>
+              </w:rPr>
+              <w:t xml:space="preserve"> 15 min</w:t>
+            </w:r>
+            <w:r>
+              <w:rPr>
+                <w:sz w:val="24"/>
+              </w:rPr>
               <w:t>/450</w:t>
             </w:r>
             <w:r>
@@ -2533,7 +2604,7 @@
         <w:pStyle w:val="Heading1"/>
         <w:ind w:left="-5"/>
       </w:pPr>
-      <w:bookmarkStart w:id="1" w:name="_Toc239609547"/>
+      <w:bookmarkStart w:id="1" w:name="_Toc240221602"/>
       <w:r>
         <w:lastRenderedPageBreak/>
         <w:t>Completed Content/Documentation</w:t>
@@ -2544,7 +2615,7 @@
       <w:pPr>
         <w:pStyle w:val="Heading2"/>
       </w:pPr>
-      <w:bookmarkStart w:id="2" w:name="_Toc239609548"/>
+      <w:bookmarkStart w:id="2" w:name="_Toc240221603"/>
       <w:r>
         <w:t>Team Meeting</w:t>
       </w:r>
@@ -2610,15 +2681,7 @@
     </w:p>
     <w:p>
       <w:r>
-        <w:t xml:space="preserve">We troubleshoot some issues with </w:t>
-      </w:r>
-      <w:proofErr w:type="spellStart"/>
-      <w:r>
-        <w:t>fluffychat</w:t>
-      </w:r>
-      <w:proofErr w:type="spellEnd"/>
-      <w:r>
-        <w:t>, discuss our interpretation of Bryces comments on my script</w:t>
+        <w:t>We troubleshoot some issues with fluffychat, discuss our interpretation of Bryces comments on my script</w:t>
       </w:r>
       <w:r>
         <w:t xml:space="preserve">, speak about what we can present in the presentation to Geoff, I demonstrate my scripts in real time. </w:t>
@@ -2657,7 +2720,7 @@
           <w:rStyle w:val="Heading2Char"/>
         </w:rPr>
       </w:pPr>
-      <w:bookmarkStart w:id="3" w:name="_Toc239609549"/>
+      <w:bookmarkStart w:id="3" w:name="_Toc240221604"/>
       <w:r>
         <w:rPr>
           <w:rStyle w:val="Heading2Char"/>
@@ -2681,23 +2744,7 @@
     </w:p>
     <w:p>
       <w:r>
-        <w:t xml:space="preserve">Meeting with Bryce with all present, we spoke about our progress, he added us to his </w:t>
-      </w:r>
-      <w:proofErr w:type="spellStart"/>
-      <w:r>
-        <w:t>fluffychat</w:t>
-      </w:r>
-      <w:proofErr w:type="spellEnd"/>
-      <w:r>
-        <w:t xml:space="preserve">, he clarifies that </w:t>
-      </w:r>
-      <w:proofErr w:type="spellStart"/>
-      <w:r>
-        <w:t>Ollama</w:t>
-      </w:r>
-      <w:proofErr w:type="spellEnd"/>
-      <w:r>
-        <w:t xml:space="preserve"> will probably not directly read the documents as the script I have produced does.</w:t>
+        <w:t>Meeting with Bryce with all present, we spoke about our progress, he added us to his fluffychat, he clarifies that Ollama will probably not directly read the documents as the script I have produced does.</w:t>
       </w:r>
     </w:p>
     <w:p>
@@ -2751,15 +2798,7 @@
         <w:t xml:space="preserve"> and have AI format it with a cover page etc.</w:t>
       </w:r>
       <w:r>
-        <w:t xml:space="preserve"> We spoke of the nature of AI processing, the </w:t>
-      </w:r>
-      <w:proofErr w:type="spellStart"/>
-      <w:r>
-        <w:t>huggingface</w:t>
-      </w:r>
-      <w:proofErr w:type="spellEnd"/>
-      <w:r>
-        <w:t xml:space="preserve"> incident</w:t>
+        <w:t xml:space="preserve"> We spoke of the nature of AI processing, the huggingface incident</w:t>
       </w:r>
       <w:r>
         <w:t>, HTOP and NVTOP, advice for presentation.</w:t>
@@ -2769,7 +2808,7 @@
       <w:pPr>
         <w:pStyle w:val="Heading2"/>
       </w:pPr>
-      <w:bookmarkStart w:id="4" w:name="_Toc239609550"/>
+      <w:bookmarkStart w:id="4" w:name="_Toc240221605"/>
       <w:r>
         <w:t>Client Meetings</w:t>
       </w:r>
@@ -2803,7 +2842,7 @@
       <w:pPr>
         <w:pStyle w:val="Heading2"/>
       </w:pPr>
-      <w:bookmarkStart w:id="5" w:name="_Toc239609551"/>
+      <w:bookmarkStart w:id="5" w:name="_Toc240221606"/>
       <w:r>
         <w:lastRenderedPageBreak/>
         <w:t>Research</w:t>
@@ -2811,10 +2850,20 @@
       <w:bookmarkEnd w:id="5"/>
     </w:p>
     <w:p>
+      <w:r>
+        <w:t>2hrs 15 min (See research log)</w:t>
+      </w:r>
+    </w:p>
+    <w:p>
+      <w:r>
+        <w:t>Research focused on concepts supporting the generation of my python scripts that automate report generation with AI. Focus on subprocess, syntax, and prompt chunking.</w:t>
+      </w:r>
+    </w:p>
+    <w:p>
       <w:pPr>
         <w:pStyle w:val="Heading2"/>
       </w:pPr>
-      <w:bookmarkStart w:id="6" w:name="_Toc239609552"/>
+      <w:bookmarkStart w:id="6" w:name="_Toc240221607"/>
       <w:r>
         <w:t>Documentation</w:t>
       </w:r>
@@ -2874,7 +2923,37 @@
         <w:t>.</w:t>
       </w:r>
       <w:r>
-        <w:t xml:space="preserve"> As a part of this I practices</w:t>
+        <w:t xml:space="preserve"> As a part of this I practice</w:t>
+      </w:r>
+      <w:r>
+        <w:t xml:space="preserve"> a live demonstration of Foremost and script application.</w:t>
+      </w:r>
+    </w:p>
+    <w:p>
+      <w:r>
+        <w:t>Saturday, September 12</w:t>
+      </w:r>
+    </w:p>
+    <w:p>
+      <w:r>
+        <w:t xml:space="preserve">8:15 – </w:t>
+      </w:r>
+      <w:r>
+        <w:t>8:45</w:t>
+      </w:r>
+      <w:r>
+        <w:t xml:space="preserve"> (30 mins)</w:t>
+      </w:r>
+    </w:p>
+    <w:p>
+      <w:r>
+        <w:t xml:space="preserve">Working on the presentation, </w:t>
+      </w:r>
+      <w:r>
+        <w:t>I rearrange and rewrite my two slides to present the recent changes to Ninemost. I also add parts and rewrite other sections of the presentation.</w:t>
+      </w:r>
+      <w:r>
+        <w:t xml:space="preserve"> I also had to move my changes to the correct current presentation document.</w:t>
       </w:r>
     </w:p>
     <w:p/>
@@ -2882,7 +2961,7 @@
       <w:pPr>
         <w:pStyle w:val="Heading2"/>
       </w:pPr>
-      <w:bookmarkStart w:id="7" w:name="_Toc239609553"/>
+      <w:bookmarkStart w:id="7" w:name="_Toc240221608"/>
       <w:r>
         <w:t>Testing</w:t>
       </w:r>
@@ -2914,29 +2993,13 @@
         <w:t>’</w:t>
       </w:r>
       <w:r>
-        <w:t xml:space="preserve">s feedback, he thinks I am going too far with my script but that the AI shouldn’t examine the files themselves. Instead, he believes the script should file carve by itself and create an output </w:t>
-      </w:r>
-      <w:proofErr w:type="gramStart"/>
-      <w:r>
-        <w:t>similar to</w:t>
-      </w:r>
-      <w:proofErr w:type="gramEnd"/>
-      <w:r>
-        <w:t xml:space="preserve"> that of the foremost “audit.txt”</w:t>
+        <w:t>s feedback, he thinks I am going too far with my script but that the AI shouldn’t examine the files themselves. Instead, he believes the script should file carve by itself and create an output similar to that of the foremost “audit.txt”</w:t>
       </w:r>
       <w:r>
         <w:t xml:space="preserve"> but as a forensic assistant</w:t>
       </w:r>
       <w:r>
-        <w:t xml:space="preserve">. This began with testing another person’s python file carving tool from </w:t>
-      </w:r>
-      <w:proofErr w:type="spellStart"/>
-      <w:r>
-        <w:t>github</w:t>
-      </w:r>
-      <w:proofErr w:type="spellEnd"/>
-      <w:r>
-        <w:t xml:space="preserve"> and inspecting the code.</w:t>
+        <w:t>. This began with testing another person’s python file carving tool from github and inspecting the code.</w:t>
       </w:r>
     </w:p>
     <w:p>
@@ -2991,15 +3054,7 @@
         <w:t xml:space="preserve">Testing a bunch of forensic disk images with my new reporting </w:t>
       </w:r>
       <w:r>
-        <w:t>script “</w:t>
-      </w:r>
-      <w:proofErr w:type="spellStart"/>
-      <w:r>
-        <w:t>Ninemost</w:t>
-      </w:r>
-      <w:proofErr w:type="spellEnd"/>
-      <w:r>
-        <w:t>”</w:t>
+        <w:t>script “Ninemost”</w:t>
       </w:r>
       <w:r>
         <w:t>, primarily to make sure that the prompt restricts the format consistent</w:t>
@@ -3069,13 +3124,7 @@
         <w:ind w:left="0" w:firstLine="0"/>
       </w:pPr>
       <w:r>
-        <w:t>Friday,</w:t>
-      </w:r>
-      <w:r>
-        <w:t xml:space="preserve"> September 1</w:t>
-      </w:r>
-      <w:r>
-        <w:t>1</w:t>
+        <w:t>Friday, September 11</w:t>
       </w:r>
     </w:p>
     <w:p>
@@ -3105,15 +3154,7 @@
         </w:tabs>
       </w:pPr>
       <w:r>
-        <w:t xml:space="preserve">I was noticing my script sometimes did not put the name of the forensic disk image or the foremost version in the report, so I tested some different prompts, and ways of passing through the audit.txt, instead of catting the file and piping in the </w:t>
-      </w:r>
-      <w:proofErr w:type="spellStart"/>
-      <w:r>
-        <w:t>ollama</w:t>
-      </w:r>
-      <w:proofErr w:type="spellEnd"/>
-      <w:r>
-        <w:t xml:space="preserve"> prompt, I append the filename</w:t>
+        <w:t>I was noticing my script sometimes did not put the name of the forensic disk image or the foremost version in the report, so I tested some different prompts, and ways of passing through the audit.txt, instead of catting the file and piping in the ollama prompt, I append the filename</w:t>
       </w:r>
       <w:r>
         <w:t>.</w:t>
@@ -3136,6 +3177,9 @@
         </w:tabs>
       </w:pPr>
       <w:r>
+        <w:rPr>
+          <w:noProof/>
+        </w:rPr>
         <w:drawing>
           <wp:inline distT="0" distB="0" distL="0" distR="0" wp14:anchorId="00BBE051" wp14:editId="42993EFE">
             <wp:extent cx="4583378" cy="1172049"/>
@@ -3198,6 +3242,9 @@
         </w:tabs>
       </w:pPr>
       <w:r>
+        <w:rPr>
+          <w:noProof/>
+        </w:rPr>
         <w:drawing>
           <wp:inline distT="0" distB="0" distL="0" distR="0" wp14:anchorId="7EB04AD4" wp14:editId="0538C0A4">
             <wp:extent cx="6258064" cy="285750"/>
@@ -3259,6 +3306,9 @@
         </w:tabs>
       </w:pPr>
       <w:r>
+        <w:rPr>
+          <w:noProof/>
+        </w:rPr>
         <w:drawing>
           <wp:inline distT="0" distB="0" distL="0" distR="0" wp14:anchorId="2DB1AC10" wp14:editId="7C173604">
             <wp:extent cx="3102489" cy="5704764"/>
@@ -3313,6 +3363,9 @@
         </w:tabs>
       </w:pPr>
       <w:r>
+        <w:rPr>
+          <w:noProof/>
+        </w:rPr>
         <w:drawing>
           <wp:inline distT="0" distB="0" distL="0" distR="0" wp14:anchorId="417ED95C" wp14:editId="3E34CA4F">
             <wp:extent cx="5152030" cy="1000372"/>
@@ -3371,10 +3424,13 @@
         </w:tabs>
       </w:pPr>
       <w:r>
+        <w:rPr>
+          <w:noProof/>
+        </w:rPr>
         <w:drawing>
-          <wp:inline distT="0" distB="0" distL="0" distR="0" wp14:anchorId="028C2A16" wp14:editId="4460BB5C">
-            <wp:extent cx="3294223" cy="2913797"/>
-            <wp:effectExtent l="0" t="0" r="1905" b="1270"/>
+          <wp:inline distT="0" distB="0" distL="0" distR="0" wp14:anchorId="028C2A16" wp14:editId="10B74380">
+            <wp:extent cx="2848911" cy="2519911"/>
+            <wp:effectExtent l="0" t="0" r="8890" b="0"/>
             <wp:docPr id="922207035" name="Picture 1"/>
             <wp:cNvGraphicFramePr>
               <a:graphicFrameLocks xmlns:a="http://schemas.openxmlformats.org/drawingml/2006/main" noChangeAspect="1"/>
@@ -3395,7 +3451,7 @@
                   <pic:spPr>
                     <a:xfrm>
                       <a:off x="0" y="0"/>
-                      <a:ext cx="3298559" cy="2917632"/>
+                      <a:ext cx="2855950" cy="2526137"/>
                     </a:xfrm>
                     <a:prstGeom prst="rect">
                       <a:avLst/>
@@ -3414,20 +3470,520 @@
           <w:tab w:val="left" w:pos="3885"/>
         </w:tabs>
       </w:pPr>
-    </w:p>
-    <w:p>
-      <w:pPr>
-        <w:tabs>
-          <w:tab w:val="left" w:pos="3885"/>
-        </w:tabs>
-      </w:pPr>
+      <w:r>
+        <w:t>I test a different gemma model, I also ask it to tell me what the top of the file says, the answer implies it is not receiving the full context</w:t>
+      </w:r>
+    </w:p>
+    <w:p>
+      <w:pPr>
+        <w:tabs>
+          <w:tab w:val="left" w:pos="3885"/>
+        </w:tabs>
+      </w:pPr>
+      <w:r>
+        <w:rPr>
+          <w:noProof/>
+        </w:rPr>
+        <w:drawing>
+          <wp:inline distT="0" distB="0" distL="0" distR="0" wp14:anchorId="2E362BA9" wp14:editId="3937B912">
+            <wp:extent cx="5729605" cy="680720"/>
+            <wp:effectExtent l="0" t="0" r="4445" b="5080"/>
+            <wp:docPr id="45367126" name="Picture 1"/>
+            <wp:cNvGraphicFramePr>
+              <a:graphicFrameLocks xmlns:a="http://schemas.openxmlformats.org/drawingml/2006/main" noChangeAspect="1"/>
+            </wp:cNvGraphicFramePr>
+            <a:graphic xmlns:a="http://schemas.openxmlformats.org/drawingml/2006/main">
+              <a:graphicData uri="http://schemas.openxmlformats.org/drawingml/2006/picture">
+                <pic:pic xmlns:pic="http://schemas.openxmlformats.org/drawingml/2006/picture">
+                  <pic:nvPicPr>
+                    <pic:cNvPr id="45367126" name=""/>
+                    <pic:cNvPicPr/>
+                  </pic:nvPicPr>
+                  <pic:blipFill>
+                    <a:blip r:embed="rId16"/>
+                    <a:stretch>
+                      <a:fillRect/>
+                    </a:stretch>
+                  </pic:blipFill>
+                  <pic:spPr>
+                    <a:xfrm>
+                      <a:off x="0" y="0"/>
+                      <a:ext cx="5729605" cy="680720"/>
+                    </a:xfrm>
+                    <a:prstGeom prst="rect">
+                      <a:avLst/>
+                    </a:prstGeom>
+                  </pic:spPr>
+                </pic:pic>
+              </a:graphicData>
+            </a:graphic>
+          </wp:inline>
+        </w:drawing>
+      </w:r>
+    </w:p>
+    <w:p>
+      <w:pPr>
+        <w:tabs>
+          <w:tab w:val="left" w:pos="3885"/>
+        </w:tabs>
+      </w:pPr>
+      <w:r>
+        <w:t>Asking it to send back exactly what I gave it proves this theory true, the audit.txt is cut off at file 145</w:t>
+      </w:r>
+    </w:p>
+    <w:p>
+      <w:pPr>
+        <w:tabs>
+          <w:tab w:val="left" w:pos="3885"/>
+        </w:tabs>
+      </w:pPr>
+      <w:r>
+        <w:rPr>
+          <w:noProof/>
+        </w:rPr>
+        <w:drawing>
+          <wp:inline distT="0" distB="0" distL="0" distR="0" wp14:anchorId="335487B2" wp14:editId="362BB855">
+            <wp:extent cx="3462034" cy="3443233"/>
+            <wp:effectExtent l="0" t="0" r="5080" b="5080"/>
+            <wp:docPr id="239270256" name="Picture 1"/>
+            <wp:cNvGraphicFramePr>
+              <a:graphicFrameLocks xmlns:a="http://schemas.openxmlformats.org/drawingml/2006/main" noChangeAspect="1"/>
+            </wp:cNvGraphicFramePr>
+            <a:graphic xmlns:a="http://schemas.openxmlformats.org/drawingml/2006/main">
+              <a:graphicData uri="http://schemas.openxmlformats.org/drawingml/2006/picture">
+                <pic:pic xmlns:pic="http://schemas.openxmlformats.org/drawingml/2006/picture">
+                  <pic:nvPicPr>
+                    <pic:cNvPr id="239270256" name=""/>
+                    <pic:cNvPicPr/>
+                  </pic:nvPicPr>
+                  <pic:blipFill>
+                    <a:blip r:embed="rId17"/>
+                    <a:stretch>
+                      <a:fillRect/>
+                    </a:stretch>
+                  </pic:blipFill>
+                  <pic:spPr>
+                    <a:xfrm>
+                      <a:off x="0" y="0"/>
+                      <a:ext cx="3480543" cy="3461641"/>
+                    </a:xfrm>
+                    <a:prstGeom prst="rect">
+                      <a:avLst/>
+                    </a:prstGeom>
+                  </pic:spPr>
+                </pic:pic>
+              </a:graphicData>
+            </a:graphic>
+          </wp:inline>
+        </w:drawing>
+      </w:r>
+    </w:p>
+    <w:p>
+      <w:pPr>
+        <w:tabs>
+          <w:tab w:val="left" w:pos="3885"/>
+        </w:tabs>
+      </w:pPr>
+    </w:p>
+    <w:p>
+      <w:pPr>
+        <w:tabs>
+          <w:tab w:val="left" w:pos="3885"/>
+        </w:tabs>
+      </w:pPr>
+    </w:p>
+    <w:p>
+      <w:pPr>
+        <w:tabs>
+          <w:tab w:val="left" w:pos="3885"/>
+        </w:tabs>
+      </w:pPr>
+      <w:r>
+        <w:lastRenderedPageBreak/>
+        <w:t>Tuesday, September 12</w:t>
+      </w:r>
+    </w:p>
+    <w:p>
+      <w:pPr>
+        <w:tabs>
+          <w:tab w:val="left" w:pos="3885"/>
+        </w:tabs>
+      </w:pPr>
+      <w:r>
+        <w:t xml:space="preserve">12:00 </w:t>
+      </w:r>
+      <w:r>
+        <w:t>–</w:t>
+      </w:r>
+      <w:r>
+        <w:t xml:space="preserve"> </w:t>
+      </w:r>
+      <w:r>
+        <w:t>1:15 (1hr 15min)</w:t>
+      </w:r>
+    </w:p>
+    <w:p>
+      <w:pPr>
+        <w:tabs>
+          <w:tab w:val="left" w:pos="3885"/>
+        </w:tabs>
+      </w:pPr>
+      <w:r>
+        <w:t>Testing</w:t>
+      </w:r>
+      <w:r>
+        <w:t xml:space="preserve"> solution</w:t>
+      </w:r>
+      <w:r>
+        <w:t>s</w:t>
+      </w:r>
+      <w:r>
+        <w:t xml:space="preserve"> to keeping the audit.txt in the context size</w:t>
+      </w:r>
+      <w:r>
+        <w:t>, specifically through “prompt chunking”</w:t>
+      </w:r>
+      <w:r>
+        <w:t>. I find out about the “split” command and start experimenting with it.</w:t>
+      </w:r>
+    </w:p>
+    <w:p>
+      <w:pPr>
+        <w:tabs>
+          <w:tab w:val="left" w:pos="3885"/>
+        </w:tabs>
+      </w:pPr>
+      <w:r>
+        <w:t>One way is I could summarize both audit chunks, add them together, then summarize the consolidated audit.txt</w:t>
+      </w:r>
+    </w:p>
+    <w:p>
+      <w:pPr>
+        <w:tabs>
+          <w:tab w:val="left" w:pos="3885"/>
+        </w:tabs>
+      </w:pPr>
+      <w:r>
+        <w:t>Create the two summarized chunks with “split”:</w:t>
+      </w:r>
+    </w:p>
+    <w:p>
+      <w:pPr>
+        <w:tabs>
+          <w:tab w:val="left" w:pos="3885"/>
+        </w:tabs>
+      </w:pPr>
+      <w:r>
+        <w:rPr>
+          <w:noProof/>
+        </w:rPr>
+        <w:drawing>
+          <wp:inline distT="0" distB="0" distL="0" distR="0" wp14:anchorId="6C961282" wp14:editId="50D6F677">
+            <wp:extent cx="5729605" cy="339725"/>
+            <wp:effectExtent l="0" t="0" r="4445" b="3175"/>
+            <wp:docPr id="831830693" name="Picture 1"/>
+            <wp:cNvGraphicFramePr>
+              <a:graphicFrameLocks xmlns:a="http://schemas.openxmlformats.org/drawingml/2006/main" noChangeAspect="1"/>
+            </wp:cNvGraphicFramePr>
+            <a:graphic xmlns:a="http://schemas.openxmlformats.org/drawingml/2006/main">
+              <a:graphicData uri="http://schemas.openxmlformats.org/drawingml/2006/picture">
+                <pic:pic xmlns:pic="http://schemas.openxmlformats.org/drawingml/2006/picture">
+                  <pic:nvPicPr>
+                    <pic:cNvPr id="831830693" name=""/>
+                    <pic:cNvPicPr/>
+                  </pic:nvPicPr>
+                  <pic:blipFill>
+                    <a:blip r:embed="rId18"/>
+                    <a:stretch>
+                      <a:fillRect/>
+                    </a:stretch>
+                  </pic:blipFill>
+                  <pic:spPr>
+                    <a:xfrm>
+                      <a:off x="0" y="0"/>
+                      <a:ext cx="5729605" cy="339725"/>
+                    </a:xfrm>
+                    <a:prstGeom prst="rect">
+                      <a:avLst/>
+                    </a:prstGeom>
+                  </pic:spPr>
+                </pic:pic>
+              </a:graphicData>
+            </a:graphic>
+          </wp:inline>
+        </w:drawing>
+      </w:r>
+    </w:p>
+    <w:p>
+      <w:pPr>
+        <w:tabs>
+          <w:tab w:val="left" w:pos="3885"/>
+        </w:tabs>
+      </w:pPr>
+      <w:r>
+        <w:rPr>
+          <w:noProof/>
+        </w:rPr>
+        <w:drawing>
+          <wp:inline distT="0" distB="0" distL="0" distR="0" wp14:anchorId="18544149" wp14:editId="4A925AFE">
+            <wp:extent cx="5745192" cy="1636390"/>
+            <wp:effectExtent l="0" t="0" r="0" b="2540"/>
+            <wp:docPr id="1935684325" name="Picture 1"/>
+            <wp:cNvGraphicFramePr>
+              <a:graphicFrameLocks xmlns:a="http://schemas.openxmlformats.org/drawingml/2006/main" noChangeAspect="1"/>
+            </wp:cNvGraphicFramePr>
+            <a:graphic xmlns:a="http://schemas.openxmlformats.org/drawingml/2006/main">
+              <a:graphicData uri="http://schemas.openxmlformats.org/drawingml/2006/picture">
+                <pic:pic xmlns:pic="http://schemas.openxmlformats.org/drawingml/2006/picture">
+                  <pic:nvPicPr>
+                    <pic:cNvPr id="1935684325" name=""/>
+                    <pic:cNvPicPr/>
+                  </pic:nvPicPr>
+                  <pic:blipFill>
+                    <a:blip r:embed="rId19"/>
+                    <a:stretch>
+                      <a:fillRect/>
+                    </a:stretch>
+                  </pic:blipFill>
+                  <pic:spPr>
+                    <a:xfrm>
+                      <a:off x="0" y="0"/>
+                      <a:ext cx="5756990" cy="1639750"/>
+                    </a:xfrm>
+                    <a:prstGeom prst="rect">
+                      <a:avLst/>
+                    </a:prstGeom>
+                  </pic:spPr>
+                </pic:pic>
+              </a:graphicData>
+            </a:graphic>
+          </wp:inline>
+        </w:drawing>
+      </w:r>
+    </w:p>
+    <w:p>
+      <w:pPr>
+        <w:tabs>
+          <w:tab w:val="left" w:pos="3885"/>
+        </w:tabs>
+      </w:pPr>
+      <w:r>
+        <w:t>Glue them together with “cat”</w:t>
+      </w:r>
+    </w:p>
+    <w:p>
+      <w:pPr>
+        <w:tabs>
+          <w:tab w:val="left" w:pos="3885"/>
+        </w:tabs>
+      </w:pPr>
+      <w:r>
+        <w:rPr>
+          <w:noProof/>
+        </w:rPr>
+        <w:drawing>
+          <wp:inline distT="0" distB="0" distL="0" distR="0" wp14:anchorId="3EC4D2D2" wp14:editId="7B1F7ACF">
+            <wp:extent cx="5729605" cy="384810"/>
+            <wp:effectExtent l="0" t="0" r="4445" b="0"/>
+            <wp:docPr id="1534225582" name="Picture 1"/>
+            <wp:cNvGraphicFramePr>
+              <a:graphicFrameLocks xmlns:a="http://schemas.openxmlformats.org/drawingml/2006/main" noChangeAspect="1"/>
+            </wp:cNvGraphicFramePr>
+            <a:graphic xmlns:a="http://schemas.openxmlformats.org/drawingml/2006/main">
+              <a:graphicData uri="http://schemas.openxmlformats.org/drawingml/2006/picture">
+                <pic:pic xmlns:pic="http://schemas.openxmlformats.org/drawingml/2006/picture">
+                  <pic:nvPicPr>
+                    <pic:cNvPr id="1534225582" name=""/>
+                    <pic:cNvPicPr/>
+                  </pic:nvPicPr>
+                  <pic:blipFill>
+                    <a:blip r:embed="rId20"/>
+                    <a:stretch>
+                      <a:fillRect/>
+                    </a:stretch>
+                  </pic:blipFill>
+                  <pic:spPr>
+                    <a:xfrm>
+                      <a:off x="0" y="0"/>
+                      <a:ext cx="5729605" cy="384810"/>
+                    </a:xfrm>
+                    <a:prstGeom prst="rect">
+                      <a:avLst/>
+                    </a:prstGeom>
+                  </pic:spPr>
+                </pic:pic>
+              </a:graphicData>
+            </a:graphic>
+          </wp:inline>
+        </w:drawing>
+      </w:r>
+    </w:p>
+    <w:p>
+      <w:pPr>
+        <w:tabs>
+          <w:tab w:val="left" w:pos="3885"/>
+        </w:tabs>
+      </w:pPr>
+      <w:r>
+        <w:t>This increases the number of prompts required (3), but increases the accuracy of the output.</w:t>
+      </w:r>
+    </w:p>
+    <w:p>
+      <w:pPr>
+        <w:tabs>
+          <w:tab w:val="left" w:pos="3885"/>
+        </w:tabs>
+      </w:pPr>
+    </w:p>
+    <w:p>
+      <w:pPr>
+        <w:tabs>
+          <w:tab w:val="left" w:pos="3885"/>
+        </w:tabs>
+      </w:pPr>
+    </w:p>
+    <w:p>
+      <w:pPr>
+        <w:tabs>
+          <w:tab w:val="left" w:pos="3885"/>
+        </w:tabs>
+      </w:pPr>
+    </w:p>
+    <w:p>
+      <w:pPr>
+        <w:tabs>
+          <w:tab w:val="left" w:pos="3885"/>
+        </w:tabs>
+      </w:pPr>
+    </w:p>
+    <w:p>
+      <w:pPr>
+        <w:tabs>
+          <w:tab w:val="left" w:pos="3885"/>
+        </w:tabs>
+      </w:pPr>
+    </w:p>
+    <w:p>
+      <w:pPr>
+        <w:tabs>
+          <w:tab w:val="left" w:pos="3885"/>
+        </w:tabs>
+      </w:pPr>
+    </w:p>
+    <w:p>
+      <w:pPr>
+        <w:tabs>
+          <w:tab w:val="left" w:pos="3885"/>
+        </w:tabs>
+      </w:pPr>
+    </w:p>
+    <w:p>
+      <w:pPr>
+        <w:tabs>
+          <w:tab w:val="left" w:pos="3885"/>
+        </w:tabs>
+      </w:pPr>
+    </w:p>
+    <w:p>
+      <w:pPr>
+        <w:tabs>
+          <w:tab w:val="left" w:pos="3885"/>
+        </w:tabs>
+      </w:pPr>
+    </w:p>
+    <w:p>
+      <w:pPr>
+        <w:tabs>
+          <w:tab w:val="left" w:pos="3885"/>
+        </w:tabs>
+      </w:pPr>
+    </w:p>
+    <w:p>
+      <w:pPr>
+        <w:tabs>
+          <w:tab w:val="left" w:pos="3885"/>
+        </w:tabs>
+      </w:pPr>
+    </w:p>
+    <w:p>
+      <w:pPr>
+        <w:tabs>
+          <w:tab w:val="left" w:pos="3885"/>
+        </w:tabs>
+      </w:pPr>
+    </w:p>
+    <w:p>
+      <w:pPr>
+        <w:tabs>
+          <w:tab w:val="left" w:pos="3885"/>
+        </w:tabs>
+      </w:pPr>
+    </w:p>
+    <w:p>
+      <w:pPr>
+        <w:tabs>
+          <w:tab w:val="left" w:pos="3885"/>
+        </w:tabs>
+      </w:pPr>
+      <w:r>
+        <w:lastRenderedPageBreak/>
+        <w:t>After changing the target audit.txt to the summarized audit in the “Ninemost” script, I was able to generate a forensic summary of a disk image carve that contains hundreds of images by dividing up those prompts. Notice that now the tool version and name of target forensic disk image are included.</w:t>
+      </w:r>
+    </w:p>
+    <w:p>
+      <w:pPr>
+        <w:tabs>
+          <w:tab w:val="left" w:pos="3885"/>
+        </w:tabs>
+      </w:pPr>
+      <w:r>
+        <w:rPr>
+          <w:noProof/>
+        </w:rPr>
+        <w:drawing>
+          <wp:inline distT="0" distB="0" distL="0" distR="0" wp14:anchorId="00F24830" wp14:editId="4BC4D1CF">
+            <wp:extent cx="5564038" cy="7456539"/>
+            <wp:effectExtent l="0" t="0" r="0" b="0"/>
+            <wp:docPr id="143818958" name="Picture 1"/>
+            <wp:cNvGraphicFramePr>
+              <a:graphicFrameLocks xmlns:a="http://schemas.openxmlformats.org/drawingml/2006/main" noChangeAspect="1"/>
+            </wp:cNvGraphicFramePr>
+            <a:graphic xmlns:a="http://schemas.openxmlformats.org/drawingml/2006/main">
+              <a:graphicData uri="http://schemas.openxmlformats.org/drawingml/2006/picture">
+                <pic:pic xmlns:pic="http://schemas.openxmlformats.org/drawingml/2006/picture">
+                  <pic:nvPicPr>
+                    <pic:cNvPr id="143818958" name=""/>
+                    <pic:cNvPicPr/>
+                  </pic:nvPicPr>
+                  <pic:blipFill>
+                    <a:blip r:embed="rId21"/>
+                    <a:stretch>
+                      <a:fillRect/>
+                    </a:stretch>
+                  </pic:blipFill>
+                  <pic:spPr>
+                    <a:xfrm>
+                      <a:off x="0" y="0"/>
+                      <a:ext cx="5566523" cy="7459869"/>
+                    </a:xfrm>
+                    <a:prstGeom prst="rect">
+                      <a:avLst/>
+                    </a:prstGeom>
+                  </pic:spPr>
+                </pic:pic>
+              </a:graphicData>
+            </a:graphic>
+          </wp:inline>
+        </w:drawing>
+      </w:r>
     </w:p>
     <w:p>
       <w:pPr>
         <w:pStyle w:val="Heading2"/>
       </w:pPr>
-      <w:bookmarkStart w:id="8" w:name="_Toc239609554"/>
-      <w:r>
+      <w:bookmarkStart w:id="8" w:name="_Toc240221609"/>
+      <w:r>
+        <w:lastRenderedPageBreak/>
         <w:t>Development</w:t>
       </w:r>
       <w:bookmarkEnd w:id="8"/>
@@ -3462,23 +4018,7 @@
     </w:p>
     <w:p>
       <w:r>
-        <w:t>Improving the code of my “</w:t>
-      </w:r>
-      <w:proofErr w:type="spellStart"/>
-      <w:r>
-        <w:t>Fivemost</w:t>
-      </w:r>
-      <w:proofErr w:type="spellEnd"/>
-      <w:r>
-        <w:t>” script by replacing the “</w:t>
-      </w:r>
-      <w:proofErr w:type="spellStart"/>
-      <w:r>
-        <w:t>os</w:t>
-      </w:r>
-      <w:proofErr w:type="spellEnd"/>
-      <w:r>
-        <w:t xml:space="preserve">” module with “subprocess” module, this allows me more control over the </w:t>
+        <w:t xml:space="preserve">Improving the code of my “Fivemost” script by replacing the “os” module with “subprocess” module, this allows me more control over the </w:t>
       </w:r>
       <w:r>
         <w:t>Linux</w:t>
@@ -3513,7 +4053,7 @@
                     <pic:cNvPicPr/>
                   </pic:nvPicPr>
                   <pic:blipFill>
-                    <a:blip r:embed="rId16"/>
+                    <a:blip r:embed="rId22"/>
                     <a:stretch>
                       <a:fillRect/>
                     </a:stretch>
@@ -3560,7 +4100,7 @@
                     <pic:cNvPicPr/>
                   </pic:nvPicPr>
                   <pic:blipFill>
-                    <a:blip r:embed="rId17"/>
+                    <a:blip r:embed="rId23"/>
                     <a:stretch>
                       <a:fillRect/>
                     </a:stretch>
@@ -3600,7 +4140,6 @@
         <w:rPr>
           <w:noProof/>
         </w:rPr>
-        <w:lastRenderedPageBreak/>
         <w:drawing>
           <wp:inline distT="0" distB="0" distL="0" distR="0" wp14:anchorId="0B97BDE6" wp14:editId="0BB0CC71">
             <wp:extent cx="3819525" cy="2033157"/>
@@ -3617,7 +4156,7 @@
                     <pic:cNvPicPr/>
                   </pic:nvPicPr>
                   <pic:blipFill>
-                    <a:blip r:embed="rId18"/>
+                    <a:blip r:embed="rId24"/>
                     <a:stretch>
                       <a:fillRect/>
                     </a:stretch>
@@ -3648,6 +4187,7 @@
         <w:t>Learned and implemented appending the output of the command into a report .txt file. Working to have it append to the same text file located in the script’s directory.</w:t>
       </w:r>
       <w:r>
+        <w:lastRenderedPageBreak/>
         <w:tab/>
       </w:r>
       <w:r>
@@ -3670,7 +4210,7 @@
                     <pic:cNvPicPr/>
                   </pic:nvPicPr>
                   <pic:blipFill>
-                    <a:blip r:embed="rId19"/>
+                    <a:blip r:embed="rId25"/>
                     <a:stretch>
                       <a:fillRect/>
                     </a:stretch>
@@ -3739,7 +4279,7 @@
                     <pic:cNvPicPr/>
                   </pic:nvPicPr>
                   <pic:blipFill>
-                    <a:blip r:embed="rId20"/>
+                    <a:blip r:embed="rId26"/>
                     <a:stretch>
                       <a:fillRect/>
                     </a:stretch>
@@ -3767,32 +4307,7 @@
         </w:tabs>
       </w:pPr>
       <w:r>
-        <w:lastRenderedPageBreak/>
-        <w:t xml:space="preserve">Re-added secondary file types and navigation, script changes directory to </w:t>
-      </w:r>
-      <w:proofErr w:type="spellStart"/>
-      <w:r>
-        <w:t>png</w:t>
-      </w:r>
-      <w:proofErr w:type="spellEnd"/>
-      <w:r>
-        <w:t xml:space="preserve"> container and grabs the “</w:t>
-      </w:r>
-      <w:proofErr w:type="spellStart"/>
-      <w:r>
-        <w:t>png</w:t>
-      </w:r>
-      <w:proofErr w:type="spellEnd"/>
-      <w:r>
-        <w:t xml:space="preserve">” variable by “ls”, then the file name is passed in in the next function containing the </w:t>
-      </w:r>
-      <w:proofErr w:type="spellStart"/>
-      <w:r>
-        <w:t>ollama</w:t>
-      </w:r>
-      <w:proofErr w:type="spellEnd"/>
-      <w:r>
-        <w:t xml:space="preserve"> command outputted to the AI_Report.txt</w:t>
+        <w:t>Re-added secondary file types and navigation, script changes directory to png container and grabs the “png” variable by “ls”, then the file name is passed in in the next function containing the ollama command outputted to the AI_Report.txt</w:t>
       </w:r>
     </w:p>
     <w:p>
@@ -3805,6 +4320,7 @@
         <w:rPr>
           <w:noProof/>
         </w:rPr>
+        <w:lastRenderedPageBreak/>
         <w:drawing>
           <wp:inline distT="0" distB="0" distL="0" distR="0" wp14:anchorId="2D5F00FD" wp14:editId="671C8B73">
             <wp:extent cx="5116829" cy="4582633"/>
@@ -3821,7 +4337,7 @@
                     <pic:cNvPicPr/>
                   </pic:nvPicPr>
                   <pic:blipFill>
-                    <a:blip r:embed="rId21"/>
+                    <a:blip r:embed="rId27"/>
                     <a:stretch>
                       <a:fillRect/>
                     </a:stretch>
@@ -3878,7 +4394,7 @@
                     <pic:cNvPicPr/>
                   </pic:nvPicPr>
                   <pic:blipFill>
-                    <a:blip r:embed="rId22"/>
+                    <a:blip r:embed="rId28"/>
                     <a:stretch>
                       <a:fillRect/>
                     </a:stretch>
@@ -3905,6 +4421,20 @@
           <w:tab w:val="left" w:pos="3885"/>
         </w:tabs>
       </w:pPr>
+    </w:p>
+    <w:p>
+      <w:pPr>
+        <w:tabs>
+          <w:tab w:val="left" w:pos="3885"/>
+        </w:tabs>
+      </w:pPr>
+    </w:p>
+    <w:p>
+      <w:pPr>
+        <w:tabs>
+          <w:tab w:val="left" w:pos="3885"/>
+        </w:tabs>
+      </w:pPr>
       <w:r>
         <w:lastRenderedPageBreak/>
         <w:t>Wednesday, September 9</w:t>
@@ -3972,44 +4502,10 @@
         </w:tabs>
       </w:pPr>
       <w:r>
-        <w:t xml:space="preserve">Based on an existing file carving code, I set out to make my own file carving tool that passes the data into </w:t>
-      </w:r>
-      <w:proofErr w:type="spellStart"/>
-      <w:r>
-        <w:t>Ollama</w:t>
-      </w:r>
-      <w:proofErr w:type="spellEnd"/>
-      <w:r>
-        <w:t xml:space="preserve"> to generate a basic report.</w:t>
-      </w:r>
-      <w:r>
-        <w:t xml:space="preserve"> For this I had to learn about key value pairs, dictionaries, </w:t>
-      </w:r>
-      <w:proofErr w:type="spellStart"/>
-      <w:r>
-        <w:t>json</w:t>
-      </w:r>
-      <w:proofErr w:type="spellEnd"/>
-      <w:r>
-        <w:t xml:space="preserve"> files and how to interact with them to append individual records of data, as each file </w:t>
-      </w:r>
-      <w:proofErr w:type="gramStart"/>
-      <w:r>
-        <w:t>has to</w:t>
-      </w:r>
-      <w:proofErr w:type="gramEnd"/>
-      <w:r>
-        <w:t xml:space="preserve"> have </w:t>
-      </w:r>
-      <w:proofErr w:type="spellStart"/>
-      <w:proofErr w:type="gramStart"/>
-      <w:r>
-        <w:t>it’s</w:t>
-      </w:r>
-      <w:proofErr w:type="spellEnd"/>
-      <w:proofErr w:type="gramEnd"/>
-      <w:r>
-        <w:t xml:space="preserve"> data extracted individually after the carving steps.</w:t>
+        <w:t>Based on an existing file carving code, I set out to make my own file carving tool that passes the data into Ollama to generate a basic report.</w:t>
+      </w:r>
+      <w:r>
+        <w:t xml:space="preserve"> For this I had to learn about key value pairs, dictionaries, json files and how to interact with them to append individual records of data, as each file has to have it’s data extracted individually after the carving steps.</w:t>
       </w:r>
     </w:p>
     <w:p>
@@ -4034,26 +4530,10 @@
         <w:t xml:space="preserve"> simple function that will consolidate the basic evidence details</w:t>
       </w:r>
       <w:r>
-        <w:t xml:space="preserve"> to be passed to </w:t>
-      </w:r>
-      <w:proofErr w:type="spellStart"/>
-      <w:r>
-        <w:t>ollama</w:t>
-      </w:r>
-      <w:proofErr w:type="spellEnd"/>
-      <w:r>
-        <w:t>, creating an ordered list output is</w:t>
-      </w:r>
-      <w:r>
-        <w:t xml:space="preserve"> something that was missing in my first script (</w:t>
-      </w:r>
-      <w:proofErr w:type="spellStart"/>
-      <w:r>
-        <w:t>Fivemost</w:t>
-      </w:r>
-      <w:proofErr w:type="spellEnd"/>
-      <w:r>
-        <w:t>)</w:t>
+        <w:t xml:space="preserve"> to be passed to ollama, creating an ordered list output is</w:t>
+      </w:r>
+      <w:r>
+        <w:t xml:space="preserve"> something that was missing in my first script (Fivemost)</w:t>
       </w:r>
       <w:r>
         <w:t>.</w:t>
@@ -4118,7 +4598,7 @@
                     <pic:cNvPicPr/>
                   </pic:nvPicPr>
                   <pic:blipFill>
-                    <a:blip r:embed="rId23"/>
+                    <a:blip r:embed="rId29"/>
                     <a:stretch>
                       <a:fillRect/>
                     </a:stretch>
@@ -4179,112 +4659,27 @@
         </w:tabs>
       </w:pPr>
       <w:r>
-        <w:t xml:space="preserve">After my meeting with Bryce, it is now clear that I only need to have a python script that calls an </w:t>
-      </w:r>
-      <w:proofErr w:type="spellStart"/>
-      <w:r>
-        <w:t>ollama</w:t>
-      </w:r>
-      <w:proofErr w:type="spellEnd"/>
-      <w:r>
-        <w:t xml:space="preserve"> prompt that looks at the foremost audit.txt and produces a report based on it.</w:t>
-      </w:r>
-    </w:p>
-    <w:p>
-      <w:pPr>
-        <w:tabs>
-          <w:tab w:val="left" w:pos="3885"/>
-        </w:tabs>
-      </w:pPr>
-      <w:r>
-        <w:t xml:space="preserve">My previous efforts are not in </w:t>
-      </w:r>
-      <w:proofErr w:type="gramStart"/>
-      <w:r>
-        <w:t>vain,</w:t>
-      </w:r>
-      <w:proofErr w:type="gramEnd"/>
-      <w:r>
-        <w:t xml:space="preserve"> I apply and adapt what I learned and the code from “</w:t>
-      </w:r>
-      <w:proofErr w:type="spellStart"/>
-      <w:r>
-        <w:t>Fivemost</w:t>
-      </w:r>
-      <w:proofErr w:type="spellEnd"/>
-      <w:r>
-        <w:t>” and “</w:t>
-      </w:r>
-      <w:proofErr w:type="spellStart"/>
-      <w:r>
-        <w:t>Eightmost</w:t>
-      </w:r>
-      <w:proofErr w:type="spellEnd"/>
-      <w:r>
-        <w:t>”</w:t>
-      </w:r>
-    </w:p>
-    <w:p>
-      <w:pPr>
-        <w:tabs>
-          <w:tab w:val="left" w:pos="3885"/>
-        </w:tabs>
-      </w:pPr>
-    </w:p>
-    <w:p>
-      <w:pPr>
-        <w:tabs>
-          <w:tab w:val="left" w:pos="3885"/>
-        </w:tabs>
-      </w:pPr>
-    </w:p>
-    <w:p>
-      <w:pPr>
-        <w:tabs>
-          <w:tab w:val="left" w:pos="3885"/>
-        </w:tabs>
-      </w:pPr>
-    </w:p>
-    <w:p>
-      <w:pPr>
-        <w:tabs>
-          <w:tab w:val="left" w:pos="3885"/>
-        </w:tabs>
-      </w:pPr>
-    </w:p>
-    <w:p>
-      <w:pPr>
-        <w:tabs>
-          <w:tab w:val="left" w:pos="3885"/>
-        </w:tabs>
-        <w:ind w:left="0" w:firstLine="0"/>
-      </w:pPr>
-    </w:p>
-    <w:p>
-      <w:pPr>
-        <w:tabs>
-          <w:tab w:val="left" w:pos="3885"/>
-        </w:tabs>
-      </w:pPr>
-      <w:r>
-        <w:lastRenderedPageBreak/>
-        <w:t>“</w:t>
-      </w:r>
-      <w:proofErr w:type="spellStart"/>
-      <w:r>
-        <w:t>Ninemost</w:t>
-      </w:r>
-      <w:proofErr w:type="spellEnd"/>
-      <w:r>
-        <w:t xml:space="preserve">” simply uses a direct shell command using subprocess to cat the audit.txt in the output directory of foremost, then pipe in the </w:t>
-      </w:r>
-      <w:proofErr w:type="spellStart"/>
-      <w:r>
-        <w:t>ollama</w:t>
-      </w:r>
-      <w:proofErr w:type="spellEnd"/>
-      <w:r>
-        <w:t xml:space="preserve"> command to process that audit file.</w:t>
+        <w:t>After my meeting with Bryce, it is now clear that I only need to have a python script that calls an ollama prompt that looks at the foremost audit.txt and produces a report based on it.</w:t>
+      </w:r>
+    </w:p>
+    <w:p>
+      <w:pPr>
+        <w:tabs>
+          <w:tab w:val="left" w:pos="3885"/>
+        </w:tabs>
+      </w:pPr>
+      <w:r>
+        <w:t>My previous efforts are not in vain, I apply and adapt what I learned and the code from “Fivemost” and “Eightmost”</w:t>
+      </w:r>
+    </w:p>
+    <w:p>
+      <w:pPr>
+        <w:tabs>
+          <w:tab w:val="left" w:pos="3885"/>
+        </w:tabs>
+      </w:pPr>
+      <w:r>
+        <w:t>“Ninemost” simply uses a direct shell command using subprocess to cat the audit.txt in the output directory of foremost, then pipe in the ollama command to process that audit file.</w:t>
       </w:r>
     </w:p>
     <w:p>
@@ -4297,6 +4692,7 @@
         <w:rPr>
           <w:noProof/>
         </w:rPr>
+        <w:lastRenderedPageBreak/>
         <w:drawing>
           <wp:inline distT="0" distB="0" distL="0" distR="0" wp14:anchorId="528BD4EF" wp14:editId="40D7EE45">
             <wp:extent cx="6292042" cy="2608028"/>
@@ -4313,7 +4709,7 @@
                     <pic:cNvPicPr/>
                   </pic:nvPicPr>
                   <pic:blipFill>
-                    <a:blip r:embed="rId24"/>
+                    <a:blip r:embed="rId30"/>
                     <a:stretch>
                       <a:fillRect/>
                     </a:stretch>
@@ -4333,6 +4729,13 @@
           </wp:inline>
         </w:drawing>
       </w:r>
+    </w:p>
+    <w:p>
+      <w:pPr>
+        <w:tabs>
+          <w:tab w:val="left" w:pos="3885"/>
+        </w:tabs>
+      </w:pPr>
     </w:p>
     <w:p>
       <w:pPr>
@@ -4517,7 +4920,7 @@
                     <pic:cNvPicPr/>
                   </pic:nvPicPr>
                   <pic:blipFill>
-                    <a:blip r:embed="rId25"/>
+                    <a:blip r:embed="rId31"/>
                     <a:stretch>
                       <a:fillRect/>
                     </a:stretch>
@@ -4597,7 +5000,7 @@
                     <pic:cNvPicPr/>
                   </pic:nvPicPr>
                   <pic:blipFill>
-                    <a:blip r:embed="rId26"/>
+                    <a:blip r:embed="rId32"/>
                     <a:stretch>
                       <a:fillRect/>
                     </a:stretch>
@@ -4654,7 +5057,7 @@
                     <pic:cNvPicPr/>
                   </pic:nvPicPr>
                   <pic:blipFill>
-                    <a:blip r:embed="rId27"/>
+                    <a:blip r:embed="rId33"/>
                     <a:stretch>
                       <a:fillRect/>
                     </a:stretch>
@@ -4677,44 +5080,12 @@
     </w:p>
     <w:p>
       <w:r>
-        <w:t>I pursue adding features from “</w:t>
-      </w:r>
-      <w:proofErr w:type="spellStart"/>
-      <w:r>
-        <w:t>Fivemost</w:t>
-      </w:r>
-      <w:proofErr w:type="spellEnd"/>
-      <w:r>
-        <w:t xml:space="preserve">” too, the inspection of files, a single </w:t>
-      </w:r>
-      <w:proofErr w:type="spellStart"/>
-      <w:r>
-        <w:t>png</w:t>
-      </w:r>
-      <w:proofErr w:type="spellEnd"/>
-      <w:r>
-        <w:t>, as a proof of concept that could be expanded.</w:t>
-      </w:r>
-    </w:p>
-    <w:p>
-      <w:r>
-        <w:t xml:space="preserve">To do this I append the entire report to the prompt as a variable. As you can </w:t>
-      </w:r>
-      <w:proofErr w:type="gramStart"/>
-      <w:r>
-        <w:t>see</w:t>
-      </w:r>
-      <w:proofErr w:type="gramEnd"/>
-      <w:r>
-        <w:t xml:space="preserve"> I </w:t>
-      </w:r>
-      <w:proofErr w:type="gramStart"/>
-      <w:r>
-        <w:t>have to</w:t>
-      </w:r>
-      <w:proofErr w:type="gramEnd"/>
-      <w:r>
-        <w:t xml:space="preserve"> be very explicit with the fact I want the entire original report back, as I was having trouble with it being overwritten with just the image description.</w:t>
+        <w:t>I pursue adding features from “Fivemost” too, the inspection of files, a single png, as a proof of concept that could be expanded.</w:t>
+      </w:r>
+    </w:p>
+    <w:p>
+      <w:r>
+        <w:t>To do this I append the entire report to the prompt as a variable. As you can see I have to be very explicit with the fact I want the entire original report back, as I was having trouble with it being overwritten with just the image description.</w:t>
       </w:r>
     </w:p>
     <w:p>
@@ -4738,7 +5109,7 @@
                     <pic:cNvPicPr/>
                   </pic:nvPicPr>
                   <pic:blipFill>
-                    <a:blip r:embed="rId28"/>
+                    <a:blip r:embed="rId34"/>
                     <a:stretch>
                       <a:fillRect/>
                     </a:stretch>
@@ -4797,7 +5168,7 @@
                     <pic:cNvPicPr/>
                   </pic:nvPicPr>
                   <pic:blipFill>
-                    <a:blip r:embed="rId29"/>
+                    <a:blip r:embed="rId35"/>
                     <a:stretch>
                       <a:fillRect/>
                     </a:stretch>
@@ -4820,14 +5191,911 @@
     </w:p>
     <w:p>
       <w:pPr>
+        <w:tabs>
+          <w:tab w:val="left" w:pos="3885"/>
+        </w:tabs>
+      </w:pPr>
+      <w:r>
+        <w:lastRenderedPageBreak/>
+        <w:t>Tuesday, September 12</w:t>
+      </w:r>
+    </w:p>
+    <w:p>
+      <w:pPr>
+        <w:tabs>
+          <w:tab w:val="left" w:pos="3885"/>
+        </w:tabs>
+      </w:pPr>
+      <w:r>
+        <w:t xml:space="preserve">1:15 – </w:t>
+      </w:r>
+      <w:r>
+        <w:t>3:15 (2hrs)</w:t>
+      </w:r>
+    </w:p>
+    <w:p>
+      <w:pPr>
+        <w:tabs>
+          <w:tab w:val="left" w:pos="3885"/>
+        </w:tabs>
+      </w:pPr>
+      <w:r>
+        <w:t xml:space="preserve">Integrating the </w:t>
+      </w:r>
+      <w:r>
+        <w:t xml:space="preserve">full </w:t>
+      </w:r>
+      <w:r>
+        <w:t xml:space="preserve">prompt chunking </w:t>
+      </w:r>
+      <w:r>
+        <w:t>technique that I</w:t>
+      </w:r>
+      <w:r>
+        <w:t xml:space="preserve"> prototyped and tested earlier </w:t>
+      </w:r>
+      <w:r>
+        <w:t>into</w:t>
+      </w:r>
+      <w:r>
+        <w:t xml:space="preserve"> the</w:t>
+      </w:r>
+      <w:r>
+        <w:t xml:space="preserve"> Ninemost</w:t>
+      </w:r>
+      <w:r>
+        <w:t xml:space="preserve"> script</w:t>
+      </w:r>
+      <w:r>
+        <w:t>.</w:t>
+      </w:r>
+      <w:r>
+        <w:t xml:space="preserve"> It also deletes the residual </w:t>
+      </w:r>
+      <w:r>
+        <w:t xml:space="preserve">chunk </w:t>
+      </w:r>
+      <w:r>
+        <w:t>files</w:t>
+      </w:r>
+      <w:r>
+        <w:t>. I spend a while refining the prompts themselves. Fixing errors such as indentation</w:t>
+      </w:r>
+      <w:r>
+        <w:t xml:space="preserve"> errors,</w:t>
+      </w:r>
+    </w:p>
+    <w:p>
+      <w:pPr>
+        <w:tabs>
+          <w:tab w:val="left" w:pos="3885"/>
+        </w:tabs>
+      </w:pPr>
+      <w:r>
+        <w:t>A very solid result which matches what I got in prompt chunking testing.</w:t>
+      </w:r>
+    </w:p>
+    <w:p>
+      <w:pPr>
+        <w:tabs>
+          <w:tab w:val="left" w:pos="3885"/>
+        </w:tabs>
+      </w:pPr>
+      <w:r>
+        <w:t xml:space="preserve">It updates </w:t>
+      </w:r>
+      <w:r>
+        <w:t>the user</w:t>
+      </w:r>
+      <w:r>
+        <w:t xml:space="preserve"> on the file chunking step</w:t>
+      </w:r>
+    </w:p>
+    <w:p>
+      <w:pPr>
+        <w:tabs>
+          <w:tab w:val="left" w:pos="3885"/>
+        </w:tabs>
+      </w:pPr>
+      <w:r>
+        <w:rPr>
+          <w:noProof/>
+        </w:rPr>
+        <w:drawing>
+          <wp:inline distT="0" distB="0" distL="0" distR="0" wp14:anchorId="4ABD35D5" wp14:editId="2890AD0A">
+            <wp:extent cx="4410405" cy="1068019"/>
+            <wp:effectExtent l="0" t="0" r="0" b="0"/>
+            <wp:docPr id="307778432" name="Picture 1"/>
+            <wp:cNvGraphicFramePr>
+              <a:graphicFrameLocks xmlns:a="http://schemas.openxmlformats.org/drawingml/2006/main" noChangeAspect="1"/>
+            </wp:cNvGraphicFramePr>
+            <a:graphic xmlns:a="http://schemas.openxmlformats.org/drawingml/2006/main">
+              <a:graphicData uri="http://schemas.openxmlformats.org/drawingml/2006/picture">
+                <pic:pic xmlns:pic="http://schemas.openxmlformats.org/drawingml/2006/picture">
+                  <pic:nvPicPr>
+                    <pic:cNvPr id="307778432" name=""/>
+                    <pic:cNvPicPr/>
+                  </pic:nvPicPr>
+                  <pic:blipFill>
+                    <a:blip r:embed="rId36"/>
+                    <a:stretch>
+                      <a:fillRect/>
+                    </a:stretch>
+                  </pic:blipFill>
+                  <pic:spPr>
+                    <a:xfrm>
+                      <a:off x="0" y="0"/>
+                      <a:ext cx="4433981" cy="1073728"/>
+                    </a:xfrm>
+                    <a:prstGeom prst="rect">
+                      <a:avLst/>
+                    </a:prstGeom>
+                  </pic:spPr>
+                </pic:pic>
+              </a:graphicData>
+            </a:graphic>
+          </wp:inline>
+        </w:drawing>
+      </w:r>
+    </w:p>
+    <w:p>
+      <w:pPr>
+        <w:tabs>
+          <w:tab w:val="left" w:pos="3885"/>
+        </w:tabs>
+      </w:pPr>
+      <w:r>
+        <w:t>Traditionally missing key information is present</w:t>
+      </w:r>
+    </w:p>
+    <w:p>
+      <w:pPr>
+        <w:tabs>
+          <w:tab w:val="left" w:pos="3885"/>
+        </w:tabs>
+      </w:pPr>
+      <w:r>
+        <w:rPr>
+          <w:noProof/>
+        </w:rPr>
+        <w:drawing>
+          <wp:inline distT="0" distB="0" distL="0" distR="0" wp14:anchorId="61A04C1B" wp14:editId="6ADFF653">
+            <wp:extent cx="3028493" cy="5326860"/>
+            <wp:effectExtent l="0" t="0" r="635" b="7620"/>
+            <wp:docPr id="1924728337" name="Picture 1"/>
+            <wp:cNvGraphicFramePr>
+              <a:graphicFrameLocks xmlns:a="http://schemas.openxmlformats.org/drawingml/2006/main" noChangeAspect="1"/>
+            </wp:cNvGraphicFramePr>
+            <a:graphic xmlns:a="http://schemas.openxmlformats.org/drawingml/2006/main">
+              <a:graphicData uri="http://schemas.openxmlformats.org/drawingml/2006/picture">
+                <pic:pic xmlns:pic="http://schemas.openxmlformats.org/drawingml/2006/picture">
+                  <pic:nvPicPr>
+                    <pic:cNvPr id="1924728337" name=""/>
+                    <pic:cNvPicPr/>
+                  </pic:nvPicPr>
+                  <pic:blipFill>
+                    <a:blip r:embed="rId37"/>
+                    <a:stretch>
+                      <a:fillRect/>
+                    </a:stretch>
+                  </pic:blipFill>
+                  <pic:spPr>
+                    <a:xfrm>
+                      <a:off x="0" y="0"/>
+                      <a:ext cx="3034754" cy="5337872"/>
+                    </a:xfrm>
+                    <a:prstGeom prst="rect">
+                      <a:avLst/>
+                    </a:prstGeom>
+                  </pic:spPr>
+                </pic:pic>
+              </a:graphicData>
+            </a:graphic>
+          </wp:inline>
+        </w:drawing>
+      </w:r>
+      <w:r>
+        <w:t xml:space="preserve"> </w:t>
+      </w:r>
+    </w:p>
+    <w:p>
+      <w:pPr>
+        <w:tabs>
+          <w:tab w:val="left" w:pos="3885"/>
+        </w:tabs>
+      </w:pPr>
+      <w:r>
+        <w:lastRenderedPageBreak/>
+        <w:t>Sunday, September 13</w:t>
+      </w:r>
+    </w:p>
+    <w:p>
+      <w:pPr>
+        <w:tabs>
+          <w:tab w:val="left" w:pos="3885"/>
+        </w:tabs>
         <w:ind w:left="0" w:firstLine="0"/>
       </w:pPr>
+      <w:r>
+        <w:t>1:15</w:t>
+      </w:r>
+      <w:r>
+        <w:t>PM</w:t>
+      </w:r>
+      <w:r>
+        <w:t xml:space="preserve"> – </w:t>
+      </w:r>
+      <w:r>
+        <w:t>5:30PM (4hrs 15min)</w:t>
+      </w:r>
+    </w:p>
+    <w:p>
+      <w:pPr>
+        <w:tabs>
+          <w:tab w:val="left" w:pos="3885"/>
+        </w:tabs>
+        <w:ind w:left="0" w:firstLine="0"/>
+      </w:pPr>
+      <w:r>
+        <w:t>Working on developing a python script to automate report creation with nMap scans</w:t>
+      </w:r>
+      <w:r>
+        <w:t>. I’m basing this code on the Foremost automation script.</w:t>
+      </w:r>
+      <w:r>
+        <w:t xml:space="preserve"> Publicly available .xml files of nMap scans are hard to find, so I begin development by conducting an nMap scan on the host itself, then making sure the structure fits nMap’s example XML from</w:t>
+      </w:r>
+      <w:r>
+        <w:t xml:space="preserve">: </w:t>
+      </w:r>
+      <w:hyperlink r:id="rId38" w:history="1">
+        <w:r>
+          <w:rPr>
+            <w:rStyle w:val="Hyperlink"/>
+          </w:rPr>
+          <w:t>https://github.com/nmap/nmap/blob/master/zenmap/radialnet/share/sample/nmap_example.xml</w:t>
+        </w:r>
+      </w:hyperlink>
+    </w:p>
+    <w:p>
+      <w:pPr>
+        <w:tabs>
+          <w:tab w:val="left" w:pos="3885"/>
+        </w:tabs>
+        <w:ind w:left="0" w:firstLine="0"/>
+      </w:pPr>
+      <w:r>
+        <w:t>My scan includes all ports that received no response, this unnecessarily bloats the file size that I want an AI to read, but also you don’t get to pick the xml file your receive. Otherwise, the two xml files appear to be in the same format.</w:t>
+      </w:r>
+      <w:r>
+        <w:t xml:space="preserve"> I can probably use the nMap example then.</w:t>
+      </w:r>
+    </w:p>
+    <w:p>
+      <w:pPr>
+        <w:tabs>
+          <w:tab w:val="left" w:pos="3885"/>
+        </w:tabs>
+        <w:ind w:left="0" w:firstLine="0"/>
+      </w:pPr>
+      <w:r>
+        <w:rPr>
+          <w:noProof/>
+        </w:rPr>
+        <w:drawing>
+          <wp:inline distT="0" distB="0" distL="0" distR="0" wp14:anchorId="5A770482" wp14:editId="70E58EF5">
+            <wp:extent cx="2974265" cy="2209190"/>
+            <wp:effectExtent l="0" t="0" r="0" b="635"/>
+            <wp:docPr id="1581174615" name="Picture 1"/>
+            <wp:cNvGraphicFramePr>
+              <a:graphicFrameLocks xmlns:a="http://schemas.openxmlformats.org/drawingml/2006/main" noChangeAspect="1"/>
+            </wp:cNvGraphicFramePr>
+            <a:graphic xmlns:a="http://schemas.openxmlformats.org/drawingml/2006/main">
+              <a:graphicData uri="http://schemas.openxmlformats.org/drawingml/2006/picture">
+                <pic:pic xmlns:pic="http://schemas.openxmlformats.org/drawingml/2006/picture">
+                  <pic:nvPicPr>
+                    <pic:cNvPr id="1581174615" name=""/>
+                    <pic:cNvPicPr/>
+                  </pic:nvPicPr>
+                  <pic:blipFill>
+                    <a:blip r:embed="rId39"/>
+                    <a:stretch>
+                      <a:fillRect/>
+                    </a:stretch>
+                  </pic:blipFill>
+                  <pic:spPr>
+                    <a:xfrm>
+                      <a:off x="0" y="0"/>
+                      <a:ext cx="2980607" cy="2213901"/>
+                    </a:xfrm>
+                    <a:prstGeom prst="rect">
+                      <a:avLst/>
+                    </a:prstGeom>
+                  </pic:spPr>
+                </pic:pic>
+              </a:graphicData>
+            </a:graphic>
+          </wp:inline>
+        </w:drawing>
+      </w:r>
+    </w:p>
+    <w:p>
+      <w:pPr>
+        <w:tabs>
+          <w:tab w:val="left" w:pos="3885"/>
+        </w:tabs>
+        <w:ind w:left="0" w:firstLine="0"/>
+      </w:pPr>
+      <w:r>
+        <w:t xml:space="preserve">The quantity of characters can be extremely high in an nMap scan, although our model Gemma4:26b is advertised as supporting 256K tokens, the severe limitations identified thus far mean that my code will primarily be functioning to prompt chunk the analysis of </w:t>
+      </w:r>
+      <w:r>
+        <w:t>nMap output</w:t>
+      </w:r>
+      <w:r>
+        <w:t>.</w:t>
+      </w:r>
+    </w:p>
+    <w:p>
+      <w:pPr>
+        <w:tabs>
+          <w:tab w:val="left" w:pos="3885"/>
+        </w:tabs>
+        <w:ind w:left="0" w:firstLine="0"/>
+      </w:pPr>
+      <w:r>
+        <w:rPr>
+          <w:noProof/>
+        </w:rPr>
+        <w:drawing>
+          <wp:inline distT="0" distB="0" distL="0" distR="0" wp14:anchorId="0FFEE811" wp14:editId="0DE3D2C3">
+            <wp:extent cx="2420642" cy="577901"/>
+            <wp:effectExtent l="0" t="0" r="0" b="0"/>
+            <wp:docPr id="1957213334" name="Picture 1"/>
+            <wp:cNvGraphicFramePr>
+              <a:graphicFrameLocks xmlns:a="http://schemas.openxmlformats.org/drawingml/2006/main" noChangeAspect="1"/>
+            </wp:cNvGraphicFramePr>
+            <a:graphic xmlns:a="http://schemas.openxmlformats.org/drawingml/2006/main">
+              <a:graphicData uri="http://schemas.openxmlformats.org/drawingml/2006/picture">
+                <pic:pic xmlns:pic="http://schemas.openxmlformats.org/drawingml/2006/picture">
+                  <pic:nvPicPr>
+                    <pic:cNvPr id="1957213334" name=""/>
+                    <pic:cNvPicPr/>
+                  </pic:nvPicPr>
+                  <pic:blipFill>
+                    <a:blip r:embed="rId40"/>
+                    <a:stretch>
+                      <a:fillRect/>
+                    </a:stretch>
+                  </pic:blipFill>
+                  <pic:spPr>
+                    <a:xfrm>
+                      <a:off x="0" y="0"/>
+                      <a:ext cx="2423993" cy="578701"/>
+                    </a:xfrm>
+                    <a:prstGeom prst="rect">
+                      <a:avLst/>
+                    </a:prstGeom>
+                  </pic:spPr>
+                </pic:pic>
+              </a:graphicData>
+            </a:graphic>
+          </wp:inline>
+        </w:drawing>
+      </w:r>
+    </w:p>
+    <w:p>
+      <w:pPr>
+        <w:tabs>
+          <w:tab w:val="left" w:pos="3885"/>
+        </w:tabs>
+        <w:ind w:left="0" w:firstLine="0"/>
+      </w:pPr>
+    </w:p>
+    <w:p>
+      <w:pPr>
+        <w:tabs>
+          <w:tab w:val="left" w:pos="3885"/>
+        </w:tabs>
+        <w:ind w:left="0" w:firstLine="0"/>
+      </w:pPr>
+    </w:p>
+    <w:p>
+      <w:pPr>
+        <w:tabs>
+          <w:tab w:val="left" w:pos="3885"/>
+        </w:tabs>
+        <w:ind w:left="0" w:firstLine="0"/>
+      </w:pPr>
+    </w:p>
+    <w:p>
+      <w:pPr>
+        <w:tabs>
+          <w:tab w:val="left" w:pos="3885"/>
+        </w:tabs>
+        <w:ind w:left="0" w:firstLine="0"/>
+      </w:pPr>
+    </w:p>
+    <w:p>
+      <w:pPr>
+        <w:tabs>
+          <w:tab w:val="left" w:pos="3885"/>
+        </w:tabs>
+        <w:ind w:left="0" w:firstLine="0"/>
+      </w:pPr>
+    </w:p>
+    <w:p>
+      <w:pPr>
+        <w:tabs>
+          <w:tab w:val="left" w:pos="3885"/>
+        </w:tabs>
+        <w:ind w:left="0" w:firstLine="0"/>
+      </w:pPr>
+    </w:p>
+    <w:p>
+      <w:pPr>
+        <w:tabs>
+          <w:tab w:val="left" w:pos="3885"/>
+        </w:tabs>
+        <w:ind w:left="0" w:firstLine="0"/>
+      </w:pPr>
+    </w:p>
+    <w:p>
+      <w:pPr>
+        <w:tabs>
+          <w:tab w:val="left" w:pos="3885"/>
+        </w:tabs>
+        <w:ind w:left="0" w:firstLine="0"/>
+      </w:pPr>
+    </w:p>
+    <w:p>
+      <w:pPr>
+        <w:tabs>
+          <w:tab w:val="left" w:pos="3885"/>
+        </w:tabs>
+        <w:ind w:left="0" w:firstLine="0"/>
+      </w:pPr>
+    </w:p>
+    <w:p>
+      <w:pPr>
+        <w:tabs>
+          <w:tab w:val="left" w:pos="3885"/>
+        </w:tabs>
+        <w:ind w:left="0" w:firstLine="0"/>
+      </w:pPr>
+    </w:p>
+    <w:p>
+      <w:pPr>
+        <w:tabs>
+          <w:tab w:val="left" w:pos="3885"/>
+        </w:tabs>
+        <w:ind w:left="0" w:firstLine="0"/>
+      </w:pPr>
+      <w:r>
+        <w:lastRenderedPageBreak/>
+        <w:t>My first functioning version of the AI-Augmented nMap which I call “Silent Cartographer”:</w:t>
+      </w:r>
+    </w:p>
+    <w:p>
+      <w:pPr>
+        <w:tabs>
+          <w:tab w:val="left" w:pos="3885"/>
+        </w:tabs>
+      </w:pPr>
+      <w:r>
+        <w:t>-Asks for and retrieves input (1) for the target nMap scan variable(2)</w:t>
+      </w:r>
+    </w:p>
+    <w:p>
+      <w:pPr>
+        <w:tabs>
+          <w:tab w:val="left" w:pos="3885"/>
+        </w:tabs>
+      </w:pPr>
+      <w:r>
+        <w:t>-Splits the nmap scan in two, performing an LLM summary of both halves (chunks) (3)</w:t>
+      </w:r>
+    </w:p>
+    <w:p>
+      <w:pPr>
+        <w:tabs>
+          <w:tab w:val="left" w:pos="3885"/>
+        </w:tabs>
+      </w:pPr>
+      <w:r>
+        <w:t>-Consolidates the summarized chunks into a single smaller file (4)</w:t>
+      </w:r>
+    </w:p>
+    <w:p>
+      <w:pPr>
+        <w:tabs>
+          <w:tab w:val="left" w:pos="3885"/>
+        </w:tabs>
+      </w:pPr>
+      <w:r>
+        <w:t>-Calls an Ollama prompt with the smaller consolidated scan appended, and writes this to the current directory (5)</w:t>
+      </w:r>
+    </w:p>
+    <w:p>
+      <w:pPr>
+        <w:tabs>
+          <w:tab w:val="left" w:pos="3885"/>
+        </w:tabs>
+      </w:pPr>
+      <w:r>
+        <w:t>-Tells you where the report generated (6)</w:t>
+      </w:r>
+    </w:p>
+    <w:p>
+      <w:pPr>
+        <w:tabs>
+          <w:tab w:val="left" w:pos="3885"/>
+        </w:tabs>
+        <w:ind w:left="0" w:firstLine="0"/>
+      </w:pPr>
+      <w:r>
+        <w:rPr>
+          <w:noProof/>
+        </w:rPr>
+        <w:drawing>
+          <wp:inline distT="0" distB="0" distL="0" distR="0" wp14:anchorId="180825D4" wp14:editId="6F57D64E">
+            <wp:extent cx="6425694" cy="2367886"/>
+            <wp:effectExtent l="0" t="0" r="0" b="0"/>
+            <wp:docPr id="1178281615" name="Picture 1"/>
+            <wp:cNvGraphicFramePr>
+              <a:graphicFrameLocks xmlns:a="http://schemas.openxmlformats.org/drawingml/2006/main" noChangeAspect="1"/>
+            </wp:cNvGraphicFramePr>
+            <a:graphic xmlns:a="http://schemas.openxmlformats.org/drawingml/2006/main">
+              <a:graphicData uri="http://schemas.openxmlformats.org/drawingml/2006/picture">
+                <pic:pic xmlns:pic="http://schemas.openxmlformats.org/drawingml/2006/picture">
+                  <pic:nvPicPr>
+                    <pic:cNvPr id="1178281615" name=""/>
+                    <pic:cNvPicPr/>
+                  </pic:nvPicPr>
+                  <pic:blipFill>
+                    <a:blip r:embed="rId41"/>
+                    <a:stretch>
+                      <a:fillRect/>
+                    </a:stretch>
+                  </pic:blipFill>
+                  <pic:spPr>
+                    <a:xfrm>
+                      <a:off x="0" y="0"/>
+                      <a:ext cx="6440224" cy="2373240"/>
+                    </a:xfrm>
+                    <a:prstGeom prst="rect">
+                      <a:avLst/>
+                    </a:prstGeom>
+                  </pic:spPr>
+                </pic:pic>
+              </a:graphicData>
+            </a:graphic>
+          </wp:inline>
+        </w:drawing>
+      </w:r>
+    </w:p>
+    <w:p>
+      <w:pPr>
+        <w:tabs>
+          <w:tab w:val="left" w:pos="3885"/>
+        </w:tabs>
+        <w:ind w:left="0" w:firstLine="0"/>
+      </w:pPr>
+    </w:p>
+    <w:p>
+      <w:pPr>
+        <w:tabs>
+          <w:tab w:val="left" w:pos="3885"/>
+        </w:tabs>
+        <w:ind w:left="0" w:firstLine="0"/>
+      </w:pPr>
+    </w:p>
+    <w:p>
+      <w:pPr>
+        <w:tabs>
+          <w:tab w:val="left" w:pos="3885"/>
+        </w:tabs>
+        <w:ind w:left="0" w:firstLine="0"/>
+      </w:pPr>
+    </w:p>
+    <w:p>
+      <w:pPr>
+        <w:tabs>
+          <w:tab w:val="left" w:pos="3885"/>
+        </w:tabs>
+        <w:ind w:left="0" w:firstLine="0"/>
+      </w:pPr>
+    </w:p>
+    <w:p>
+      <w:pPr>
+        <w:tabs>
+          <w:tab w:val="left" w:pos="3885"/>
+        </w:tabs>
+        <w:ind w:left="0" w:firstLine="0"/>
+      </w:pPr>
+    </w:p>
+    <w:p>
+      <w:pPr>
+        <w:tabs>
+          <w:tab w:val="left" w:pos="3885"/>
+        </w:tabs>
+        <w:ind w:left="0" w:firstLine="0"/>
+      </w:pPr>
+    </w:p>
+    <w:p>
+      <w:pPr>
+        <w:tabs>
+          <w:tab w:val="left" w:pos="3885"/>
+        </w:tabs>
+        <w:ind w:left="0" w:firstLine="0"/>
+      </w:pPr>
+    </w:p>
+    <w:p>
+      <w:pPr>
+        <w:tabs>
+          <w:tab w:val="left" w:pos="3885"/>
+        </w:tabs>
+        <w:ind w:left="0" w:firstLine="0"/>
+      </w:pPr>
+    </w:p>
+    <w:p>
+      <w:pPr>
+        <w:tabs>
+          <w:tab w:val="left" w:pos="3885"/>
+        </w:tabs>
+        <w:ind w:left="0" w:firstLine="0"/>
+      </w:pPr>
+    </w:p>
+    <w:p>
+      <w:pPr>
+        <w:tabs>
+          <w:tab w:val="left" w:pos="3885"/>
+        </w:tabs>
+        <w:ind w:left="0" w:firstLine="0"/>
+      </w:pPr>
+    </w:p>
+    <w:p>
+      <w:pPr>
+        <w:tabs>
+          <w:tab w:val="left" w:pos="3885"/>
+        </w:tabs>
+        <w:ind w:left="0" w:firstLine="0"/>
+      </w:pPr>
+    </w:p>
+    <w:p>
+      <w:pPr>
+        <w:tabs>
+          <w:tab w:val="left" w:pos="3885"/>
+        </w:tabs>
+        <w:ind w:left="0" w:firstLine="0"/>
+      </w:pPr>
+    </w:p>
+    <w:p>
+      <w:pPr>
+        <w:tabs>
+          <w:tab w:val="left" w:pos="3885"/>
+        </w:tabs>
+        <w:ind w:left="0" w:firstLine="0"/>
+      </w:pPr>
+    </w:p>
+    <w:p>
+      <w:pPr>
+        <w:tabs>
+          <w:tab w:val="left" w:pos="3885"/>
+        </w:tabs>
+        <w:ind w:left="0" w:firstLine="0"/>
+      </w:pPr>
+    </w:p>
+    <w:p>
+      <w:pPr>
+        <w:tabs>
+          <w:tab w:val="left" w:pos="3885"/>
+        </w:tabs>
+        <w:ind w:left="0" w:firstLine="0"/>
+      </w:pPr>
+    </w:p>
+    <w:p>
+      <w:pPr>
+        <w:tabs>
+          <w:tab w:val="left" w:pos="3885"/>
+        </w:tabs>
+        <w:ind w:left="0" w:firstLine="0"/>
+      </w:pPr>
+      <w:r>
+        <w:lastRenderedPageBreak/>
+        <w:t>(Most of) the employment/output of this tool at this stage:</w:t>
+      </w:r>
+    </w:p>
+    <w:p>
+      <w:pPr>
+        <w:tabs>
+          <w:tab w:val="left" w:pos="3885"/>
+        </w:tabs>
+        <w:ind w:left="0" w:firstLine="0"/>
+      </w:pPr>
+      <w:r>
+        <w:rPr>
+          <w:noProof/>
+        </w:rPr>
+        <w:drawing>
+          <wp:inline distT="0" distB="0" distL="0" distR="0" wp14:anchorId="196AF565" wp14:editId="57EC22D3">
+            <wp:extent cx="4572000" cy="8380080"/>
+            <wp:effectExtent l="0" t="0" r="0" b="2540"/>
+            <wp:docPr id="290114526" name="Picture 1"/>
+            <wp:cNvGraphicFramePr>
+              <a:graphicFrameLocks xmlns:a="http://schemas.openxmlformats.org/drawingml/2006/main" noChangeAspect="1"/>
+            </wp:cNvGraphicFramePr>
+            <a:graphic xmlns:a="http://schemas.openxmlformats.org/drawingml/2006/main">
+              <a:graphicData uri="http://schemas.openxmlformats.org/drawingml/2006/picture">
+                <pic:pic xmlns:pic="http://schemas.openxmlformats.org/drawingml/2006/picture">
+                  <pic:nvPicPr>
+                    <pic:cNvPr id="290114526" name=""/>
+                    <pic:cNvPicPr/>
+                  </pic:nvPicPr>
+                  <pic:blipFill>
+                    <a:blip r:embed="rId42"/>
+                    <a:stretch>
+                      <a:fillRect/>
+                    </a:stretch>
+                  </pic:blipFill>
+                  <pic:spPr>
+                    <a:xfrm>
+                      <a:off x="0" y="0"/>
+                      <a:ext cx="4589132" cy="8411482"/>
+                    </a:xfrm>
+                    <a:prstGeom prst="rect">
+                      <a:avLst/>
+                    </a:prstGeom>
+                  </pic:spPr>
+                </pic:pic>
+              </a:graphicData>
+            </a:graphic>
+          </wp:inline>
+        </w:drawing>
+      </w:r>
+    </w:p>
+    <w:p>
+      <w:pPr>
+        <w:tabs>
+          <w:tab w:val="left" w:pos="3885"/>
+        </w:tabs>
+        <w:ind w:left="0" w:firstLine="0"/>
+      </w:pPr>
+      <w:r>
+        <w:lastRenderedPageBreak/>
+        <w:br/>
+        <w:t>I found a significant epistemological risk to prompt chunking in this way, if critical information is split through the line, each half is taken at face value by the AI.</w:t>
+      </w:r>
+    </w:p>
+    <w:p>
+      <w:pPr>
+        <w:tabs>
+          <w:tab w:val="left" w:pos="3885"/>
+        </w:tabs>
+        <w:ind w:left="0" w:firstLine="0"/>
+      </w:pPr>
+      <w:r>
+        <w:t>At the end of chunk 1 (1), the host name “T608 -12” is split, with it’s second half appearing at the start of chunk 2 (2)</w:t>
+      </w:r>
+    </w:p>
+    <w:p>
+      <w:pPr>
+        <w:tabs>
+          <w:tab w:val="left" w:pos="3885"/>
+        </w:tabs>
+        <w:ind w:left="0" w:firstLine="0"/>
+      </w:pPr>
+      <w:r>
+        <w:rPr>
+          <w:noProof/>
+        </w:rPr>
+        <w:drawing>
+          <wp:inline distT="0" distB="0" distL="0" distR="0" wp14:anchorId="22667530" wp14:editId="48D5AE74">
+            <wp:extent cx="5729605" cy="2565400"/>
+            <wp:effectExtent l="0" t="0" r="4445" b="6350"/>
+            <wp:docPr id="508907803" name="Picture 1"/>
+            <wp:cNvGraphicFramePr>
+              <a:graphicFrameLocks xmlns:a="http://schemas.openxmlformats.org/drawingml/2006/main" noChangeAspect="1"/>
+            </wp:cNvGraphicFramePr>
+            <a:graphic xmlns:a="http://schemas.openxmlformats.org/drawingml/2006/main">
+              <a:graphicData uri="http://schemas.openxmlformats.org/drawingml/2006/picture">
+                <pic:pic xmlns:pic="http://schemas.openxmlformats.org/drawingml/2006/picture">
+                  <pic:nvPicPr>
+                    <pic:cNvPr id="508907803" name=""/>
+                    <pic:cNvPicPr/>
+                  </pic:nvPicPr>
+                  <pic:blipFill>
+                    <a:blip r:embed="rId43"/>
+                    <a:stretch>
+                      <a:fillRect/>
+                    </a:stretch>
+                  </pic:blipFill>
+                  <pic:spPr>
+                    <a:xfrm>
+                      <a:off x="0" y="0"/>
+                      <a:ext cx="5729605" cy="2565400"/>
+                    </a:xfrm>
+                    <a:prstGeom prst="rect">
+                      <a:avLst/>
+                    </a:prstGeom>
+                  </pic:spPr>
+                </pic:pic>
+              </a:graphicData>
+            </a:graphic>
+          </wp:inline>
+        </w:drawing>
+      </w:r>
+    </w:p>
+    <w:p>
+      <w:pPr>
+        <w:tabs>
+          <w:tab w:val="left" w:pos="3885"/>
+        </w:tabs>
+        <w:ind w:left="0" w:firstLine="0"/>
+      </w:pPr>
+      <w:r>
+        <w:t xml:space="preserve">The resulting generated AI report will </w:t>
+      </w:r>
+      <w:r>
+        <w:t xml:space="preserve">falsely </w:t>
+      </w:r>
+      <w:r>
+        <w:t>consider the host to be “T60”</w:t>
+      </w:r>
+    </w:p>
+    <w:p>
+      <w:pPr>
+        <w:tabs>
+          <w:tab w:val="left" w:pos="3885"/>
+        </w:tabs>
+        <w:ind w:left="0" w:firstLine="0"/>
+      </w:pPr>
+      <w:r>
+        <w:rPr>
+          <w:noProof/>
+        </w:rPr>
+        <w:drawing>
+          <wp:inline distT="0" distB="0" distL="0" distR="0" wp14:anchorId="06F0185D" wp14:editId="32EC2ADA">
+            <wp:extent cx="2707574" cy="4571431"/>
+            <wp:effectExtent l="0" t="0" r="0" b="635"/>
+            <wp:docPr id="1793345902" name="Picture 1"/>
+            <wp:cNvGraphicFramePr>
+              <a:graphicFrameLocks xmlns:a="http://schemas.openxmlformats.org/drawingml/2006/main" noChangeAspect="1"/>
+            </wp:cNvGraphicFramePr>
+            <a:graphic xmlns:a="http://schemas.openxmlformats.org/drawingml/2006/main">
+              <a:graphicData uri="http://schemas.openxmlformats.org/drawingml/2006/picture">
+                <pic:pic xmlns:pic="http://schemas.openxmlformats.org/drawingml/2006/picture">
+                  <pic:nvPicPr>
+                    <pic:cNvPr id="1793345902" name=""/>
+                    <pic:cNvPicPr/>
+                  </pic:nvPicPr>
+                  <pic:blipFill>
+                    <a:blip r:embed="rId44"/>
+                    <a:stretch>
+                      <a:fillRect/>
+                    </a:stretch>
+                  </pic:blipFill>
+                  <pic:spPr>
+                    <a:xfrm>
+                      <a:off x="0" y="0"/>
+                      <a:ext cx="2716887" cy="4587155"/>
+                    </a:xfrm>
+                    <a:prstGeom prst="rect">
+                      <a:avLst/>
+                    </a:prstGeom>
+                  </pic:spPr>
+                </pic:pic>
+              </a:graphicData>
+            </a:graphic>
+          </wp:inline>
+        </w:drawing>
+      </w:r>
     </w:p>
     <w:sectPr>
-      <w:headerReference w:type="default" r:id="rId30"/>
-      <w:footerReference w:type="even" r:id="rId31"/>
-      <w:footerReference w:type="default" r:id="rId32"/>
-      <w:footerReference w:type="first" r:id="rId33"/>
+      <w:headerReference w:type="default" r:id="rId45"/>
+      <w:footerReference w:type="even" r:id="rId46"/>
+      <w:footerReference w:type="default" r:id="rId47"/>
+      <w:footerReference w:type="first" r:id="rId48"/>
       <w:pgSz w:w="11906" w:h="16838"/>
       <w:pgMar w:top="1483" w:right="1448" w:bottom="1544" w:left="1435" w:header="720" w:footer="730" w:gutter="0"/>
       <w:pgNumType w:start="0"/>
@@ -5061,6 +6329,95 @@
 <file path=word/numbering.xml><?xml version="1.0" encoding="utf-8"?>
 <w:numbering xmlns:wpc="http://schemas.microsoft.com/office/word/2010/wordprocessingCanvas" xmlns:cx="http://schemas.microsoft.com/office/drawing/2014/chartex" xmlns:cx1="http://schemas.microsoft.com/office/drawing/2015/9/8/chartex" xmlns:cx2="http://schemas.microsoft.com/office/drawing/2015/10/21/chartex" xmlns:cx3="http://schemas.microsoft.com/office/drawing/2016/5/9/chartex" xmlns:cx4="http://schemas.microsoft.com/office/drawing/2016/5/10/chartex" xmlns:cx5="http://schemas.microsoft.com/office/drawing/2016/5/11/chartex" xmlns:cx6="http://schemas.microsoft.com/office/drawing/2016/5/12/chartex" xmlns:cx7="http://schemas.microsoft.com/office/drawing/2016/5/13/chartex" xmlns:cx8="http://schemas.microsoft.com/office/drawing/2016/5/14/chartex" xmlns:mc="http://schemas.openxmlformats.org/markup-compatibility/2006" xmlns:aink="http://schemas.microsoft.com/office/drawing/2016/ink" xmlns:am3d="http://schemas.microsoft.com/office/drawing/2017/model3d" xmlns:o="urn:schemas-microsoft-com:office:office" xmlns:oel="http://schemas.microsoft.com/office/2019/extlst" xmlns:r="http://schemas.openxmlformats.org/officeDocument/2006/relationships" xmlns:m="http://schemas.openxmlformats.org/officeDocument/2006/math" xmlns:v="urn:schemas-microsoft-com:vml" xmlns:wp14="http://schemas.microsoft.com/office/word/2010/wordprocessingDrawing" xmlns:wp="http://schemas.openxmlformats.org/drawingml/2006/wordprocessingDrawing" xmlns:w10="urn:schemas-microsoft-com:office:word" xmlns:w="http://schemas.openxmlformats.org/wordprocessingml/2006/main" xmlns:w14="http://schemas.microsoft.com/office/word/2010/wordml" xmlns:w15="http://schemas.microsoft.com/office/word/2012/wordml" xmlns:w16cex="http://schemas.microsoft.com/office/word/2018/wordml/cex" xmlns:w16cid="http://schemas.microsoft.com/office/word/2016/wordml/cid" xmlns:w16="http://schemas.microsoft.com/office/word/2018/wordml" xmlns:w16du="http://schemas.microsoft.com/office/word/2023/wordml/word16du" xmlns:w16sdtdh="http://schemas.microsoft.com/office/word/2020/wordml/sdtdatahash" xmlns:w16sdtfl="http://schemas.microsoft.com/office/word/2024/wordml/sdtformatlock" xmlns:w16se="http://schemas.microsoft.com/office/word/2015/wordml/symex" xmlns:wpg="http://schemas.microsoft.com/office/word/2010/wordprocessingGroup" xmlns:wpi="http://schemas.microsoft.com/office/word/2010/wordprocessingInk" xmlns:wne="http://schemas.microsoft.com/office/word/2006/wordml" xmlns:wps="http://schemas.microsoft.com/office/word/2010/wordprocessingShape" mc:Ignorable="w14 w15 w16se w16cid w16 w16cex w16sdtdh w16sdtfl w16du wp14">
   <w:abstractNum w:abstractNumId="0" w15:restartNumberingAfterBreak="0">
+    <w:nsid w:val="3C8627E8"/>
+    <w:multiLevelType w:val="hybridMultilevel"/>
+    <w:tmpl w:val="752EED9A"/>
+    <w:lvl w:ilvl="0" w:tplc="4B1858BC">
+      <w:start w:val="1"/>
+      <w:numFmt w:val="decimal"/>
+      <w:lvlText w:val="(%1)"/>
+      <w:lvlJc w:val="left"/>
+      <w:pPr>
+        <w:ind w:left="720" w:hanging="360"/>
+      </w:pPr>
+      <w:rPr>
+        <w:rFonts w:hint="default"/>
+      </w:rPr>
+    </w:lvl>
+    <w:lvl w:ilvl="1" w:tplc="14090019" w:tentative="1">
+      <w:start w:val="1"/>
+      <w:numFmt w:val="lowerLetter"/>
+      <w:lvlText w:val="%2."/>
+      <w:lvlJc w:val="left"/>
+      <w:pPr>
+        <w:ind w:left="1440" w:hanging="360"/>
+      </w:pPr>
+    </w:lvl>
+    <w:lvl w:ilvl="2" w:tplc="1409001B" w:tentative="1">
+      <w:start w:val="1"/>
+      <w:numFmt w:val="lowerRoman"/>
+      <w:lvlText w:val="%3."/>
+      <w:lvlJc w:val="right"/>
+      <w:pPr>
+        <w:ind w:left="2160" w:hanging="180"/>
+      </w:pPr>
+    </w:lvl>
+    <w:lvl w:ilvl="3" w:tplc="1409000F" w:tentative="1">
+      <w:start w:val="1"/>
+      <w:numFmt w:val="decimal"/>
+      <w:lvlText w:val="%4."/>
+      <w:lvlJc w:val="left"/>
+      <w:pPr>
+        <w:ind w:left="2880" w:hanging="360"/>
+      </w:pPr>
+    </w:lvl>
+    <w:lvl w:ilvl="4" w:tplc="14090019" w:tentative="1">
+      <w:start w:val="1"/>
+      <w:numFmt w:val="lowerLetter"/>
+      <w:lvlText w:val="%5."/>
+      <w:lvlJc w:val="left"/>
+      <w:pPr>
+        <w:ind w:left="3600" w:hanging="360"/>
+      </w:pPr>
+    </w:lvl>
+    <w:lvl w:ilvl="5" w:tplc="1409001B" w:tentative="1">
+      <w:start w:val="1"/>
+      <w:numFmt w:val="lowerRoman"/>
+      <w:lvlText w:val="%6."/>
+      <w:lvlJc w:val="right"/>
+      <w:pPr>
+        <w:ind w:left="4320" w:hanging="180"/>
+      </w:pPr>
+    </w:lvl>
+    <w:lvl w:ilvl="6" w:tplc="1409000F" w:tentative="1">
+      <w:start w:val="1"/>
+      <w:numFmt w:val="decimal"/>
+      <w:lvlText w:val="%7."/>
+      <w:lvlJc w:val="left"/>
+      <w:pPr>
+        <w:ind w:left="5040" w:hanging="360"/>
+      </w:pPr>
+    </w:lvl>
+    <w:lvl w:ilvl="7" w:tplc="14090019" w:tentative="1">
+      <w:start w:val="1"/>
+      <w:numFmt w:val="lowerLetter"/>
+      <w:lvlText w:val="%8."/>
+      <w:lvlJc w:val="left"/>
+      <w:pPr>
+        <w:ind w:left="5760" w:hanging="360"/>
+      </w:pPr>
+    </w:lvl>
+    <w:lvl w:ilvl="8" w:tplc="1409001B" w:tentative="1">
+      <w:start w:val="1"/>
+      <w:numFmt w:val="lowerRoman"/>
+      <w:lvlText w:val="%9."/>
+      <w:lvlJc w:val="right"/>
+      <w:pPr>
+        <w:ind w:left="6480" w:hanging="180"/>
+      </w:pPr>
+    </w:lvl>
+  </w:abstractNum>
+  <w:abstractNum w:abstractNumId="1" w15:restartNumberingAfterBreak="0">
     <w:nsid w:val="41F104F8"/>
     <w:multiLevelType w:val="hybridMultilevel"/>
     <w:tmpl w:val="0150AFE4"/>
@@ -5273,6 +6630,9 @@
     </w:lvl>
   </w:abstractNum>
   <w:num w:numId="1" w16cid:durableId="1686319243">
+    <w:abstractNumId w:val="1"/>
+  </w:num>
+  <w:num w:numId="2" w16cid:durableId="398212414">
     <w:abstractNumId w:val="0"/>
   </w:num>
 </w:numbering>
@@ -5919,6 +7279,17 @@
       <w:shd w:val="clear" w:color="auto" w:fill="E1DFDD"/>
     </w:rPr>
   </w:style>
+  <w:style w:type="paragraph" w:styleId="ListParagraph">
+    <w:name w:val="List Paragraph"/>
+    <w:basedOn w:val="Normal"/>
+    <w:uiPriority w:val="34"/>
+    <w:qFormat/>
+    <w:rsid w:val="00CE41A3"/>
+    <w:pPr>
+      <w:ind w:left="720"/>
+      <w:contextualSpacing/>
+    </w:pPr>
+  </w:style>
 </w:styles>
 </file>
 

--- a/Weekly Logs/Matt/Matt Baker - Week 9 Individual Logbook.docx
+++ b/Weekly Logs/Matt/Matt Baker - Week 9 Individual Logbook.docx
@@ -1274,21 +1274,7 @@
                 <w:rStyle w:val="Hyperlink"/>
                 <w:noProof/>
               </w:rPr>
-              <w:t>Resea</w:t>
-            </w:r>
-            <w:r>
-              <w:rPr>
-                <w:rStyle w:val="Hyperlink"/>
-                <w:noProof/>
-              </w:rPr>
-              <w:t>r</w:t>
-            </w:r>
-            <w:r>
-              <w:rPr>
-                <w:rStyle w:val="Hyperlink"/>
-                <w:noProof/>
-              </w:rPr>
-              <w:t>ch</w:t>
+              <w:t>Research</w:t>
             </w:r>
             <w:r>
               <w:rPr>
@@ -1879,7 +1865,19 @@
               <w:rPr>
                 <w:sz w:val="24"/>
               </w:rPr>
-              <w:t>6hrs</w:t>
+              <w:t>8</w:t>
+            </w:r>
+            <w:r>
+              <w:rPr>
+                <w:sz w:val="24"/>
+              </w:rPr>
+              <w:t>hrs</w:t>
+            </w:r>
+            <w:r>
+              <w:rPr>
+                <w:sz w:val="24"/>
+              </w:rPr>
+              <w:t xml:space="preserve"> 45 min</w:t>
             </w:r>
           </w:p>
         </w:tc>
@@ -2429,10 +2427,10 @@
               <w:ind w:left="0" w:firstLine="0"/>
             </w:pPr>
             <w:r>
-              <w:t>3</w:t>
-            </w:r>
-            <w:r>
-              <w:t>8</w:t>
+              <w:t>40</w:t>
+            </w:r>
+            <w:r>
+              <w:t>hrs 45min</w:t>
             </w:r>
           </w:p>
         </w:tc>
@@ -2509,19 +2507,13 @@
               <w:rPr>
                 <w:sz w:val="24"/>
               </w:rPr>
-              <w:t>212</w:t>
+              <w:t>21</w:t>
             </w:r>
             <w:r>
               <w:rPr>
                 <w:sz w:val="24"/>
               </w:rPr>
-              <w:t>hrs</w:t>
-            </w:r>
-            <w:r>
-              <w:rPr>
-                <w:sz w:val="24"/>
-              </w:rPr>
-              <w:t xml:space="preserve"> 15 min</w:t>
+              <w:t>5</w:t>
             </w:r>
             <w:r>
               <w:rPr>
@@ -2640,7 +2632,13 @@
     </w:p>
     <w:p>
       <w:r>
-        <w:t>10:00 – 2:30PM (2hrs 30mins)</w:t>
+        <w:t>10:00 – 2:30PM (</w:t>
+      </w:r>
+      <w:r>
+        <w:t>4</w:t>
+      </w:r>
+      <w:r>
+        <w:t>hrs 30mins)</w:t>
       </w:r>
     </w:p>
     <w:p>
@@ -2668,6 +2666,9 @@
       <w:r>
         <w:t xml:space="preserve"> I read out and discussed slide by slide the mid project presentation descriptor and Q&amp;A document.</w:t>
       </w:r>
+      <w:r>
+        <w:t xml:space="preserve"> I talk about my progress with the Foremost script.</w:t>
+      </w:r>
     </w:p>
     <w:p>
       <w:r>
@@ -2714,6 +2715,17 @@
         <w:t>and making decisions regarding the presentation, I relay the important features that should be expected in the presentation, especially the change in general philosophy of the project, the conciseness and the opportunities for Geoff to ask questions were topics I mentioned.</w:t>
       </w:r>
     </w:p>
+    <w:p>
+      <w:r>
+        <w:t>Thursday 4:15 – 5:00pm (45mins)</w:t>
+      </w:r>
+    </w:p>
+    <w:p>
+      <w:r>
+        <w:t>Reviewing Sam’s PowerPoint with him, discussing required changes, who might deliver what sections.</w:t>
+      </w:r>
+    </w:p>
+    <w:p/>
     <w:p>
       <w:pPr>
         <w:rPr>
@@ -2827,6 +2839,7 @@
     </w:p>
     <w:p>
       <w:r>
+        <w:lastRenderedPageBreak/>
         <w:t>10AM-12PM</w:t>
       </w:r>
       <w:r>
@@ -2844,7 +2857,6 @@
       </w:pPr>
       <w:bookmarkStart w:id="5" w:name="_Toc240221606"/>
       <w:r>
-        <w:lastRenderedPageBreak/>
         <w:t>Research</w:t>
       </w:r>
       <w:bookmarkEnd w:id="5"/>
